--- a/lessons/5-3/downloads/reveal/5.3-session-2-practice-form-b.docx
+++ b/lessons/5-3/downloads/reveal/5.3-session-2-practice-form-b.docx
@@ -15,7 +15,7 @@
         <w:rPr>
           <w:rFonts w:ascii="Avenir Next" w:hAnsi="Avenir Next" w:cs="Avenir Next" w:eastAsia="Avenir Next"/>
           <w:color w:val="1A1A1A"/>
-          <w:sz w:val="20"/>
+          <w:sz w:val="22"/>
           <w:szCs w:val="20"/>
         </w:rPr>
         <w:t xml:space="preserve">Name</w:t>
@@ -33,7 +33,7 @@
         <w:rPr>
           <w:rFonts w:ascii="Avenir Next" w:hAnsi="Avenir Next" w:cs="Avenir Next" w:eastAsia="Avenir Next"/>
           <w:color w:val="1A1A1A"/>
-          <w:sz w:val="20"/>
+          <w:sz w:val="22"/>
           <w:szCs w:val="20"/>
         </w:rPr>
         <w:t xml:space="preserve">   Date</w:t>
@@ -51,7 +51,7 @@
         <w:rPr>
           <w:rFonts w:ascii="Avenir Next" w:hAnsi="Avenir Next" w:cs="Avenir Next" w:eastAsia="Avenir Next"/>
           <w:color w:val="1A1A1A"/>
-          <w:sz w:val="20"/>
+          <w:sz w:val="22"/>
           <w:szCs w:val="20"/>
         </w:rPr>
         <w:t xml:space="preserve">   Period</w:t>
@@ -78,7 +78,7 @@
           <w:caps/>
           <w:color w:val="003A70"/>
           <w:spacing w:val="12"/>
-          <w:sz w:val="19"/>
+          <w:sz w:val="22"/>
           <w:szCs w:val="19"/>
         </w:rPr>
         <w:t xml:space="preserve">Lesson 5-3  ·  Session 2  ·  Practice  ·  Form B</w:t>
@@ -86,6 +86,7 @@
     </w:p>
     <w:p>
       <w:pPr>
+        <w:pStyle w:val="Heading1"/>
         <w:keepNext/>
         <w:spacing w:before="0" w:after="10" w:line="240" w:lineRule="auto"/>
       </w:pPr>
@@ -111,7 +112,7 @@
         <w:rPr>
           <w:rFonts w:ascii="Avenir Next" w:hAnsi="Avenir Next" w:cs="Avenir Next" w:eastAsia="Avenir Next"/>
           <w:color w:val="5A5F66"/>
-          <w:sz w:val="17"/>
+          <w:sz w:val="22"/>
           <w:szCs w:val="17"/>
         </w:rPr>
         <w:t xml:space="preserve">Learning target — I can find the area of a trapezoid using the trapezoid area formula.</w:t>
@@ -128,7 +129,7 @@
     </w:p>
     <w:p>
       <w:pPr>
-        <w:spacing w:before="0" w:after="0" w:line="60" w:lineRule="auto"/>
+        <w:spacing w:before="0" w:after="0" w:line="50" w:lineRule="exact"/>
       </w:pPr>
     </w:p>
     <w:tbl>
@@ -167,6 +168,7 @@
           </w:tcPr>
           <w:p>
             <w:pPr>
+              <w:pStyle w:val="Heading2"/>
               <w:spacing w:before="0" w:after="40" w:line="264" w:lineRule="auto"/>
             </w:pPr>
             <w:r>
@@ -194,54 +196,54 @@
                 <w:rFonts w:ascii="Avenir Next" w:hAnsi="Avenir Next" w:cs="Avenir Next" w:eastAsia="Avenir Next"/>
                 <w:b/>
                 <w:color w:val="003A70"/>
+                <w:sz w:val="22"/>
+                <w:szCs w:val="18"/>
+              </w:rPr>
+              <w:t xml:space="preserve">•</w:t>
+            </w:r>
+            <w:r>
+              <w:rPr>
+                <w:rFonts w:ascii="Avenir Next" w:hAnsi="Avenir Next" w:cs="Avenir Next" w:eastAsia="Avenir Next"/>
+                <w:color w:val="1A1A1A"/>
                 <w:sz w:val="18"/>
                 <w:szCs w:val="18"/>
               </w:rPr>
-              <w:t xml:space="preserve">•</w:t>
-            </w:r>
-            <w:r>
-              <w:rPr>
-                <w:rFonts w:ascii="Avenir Next" w:hAnsi="Avenir Next" w:cs="Avenir Next" w:eastAsia="Avenir Next"/>
-                <w:color w:val="1A1A1A"/>
-                <w:sz w:val="18"/>
+              <w:tab/>
+            </w:r>
+            <w:r>
+              <w:rPr>
+                <w:rFonts w:ascii="Avenir Next" w:hAnsi="Avenir Next" w:cs="Avenir Next" w:eastAsia="Avenir Next"/>
+                <w:b/>
+                <w:color w:val="1A1A1A"/>
+                <w:sz w:val="22"/>
                 <w:szCs w:val="18"/>
               </w:rPr>
-              <w:tab/>
-            </w:r>
-            <w:r>
-              <w:rPr>
-                <w:rFonts w:ascii="Avenir Next" w:hAnsi="Avenir Next" w:cs="Avenir Next" w:eastAsia="Avenir Next"/>
-                <w:b/>
-                <w:color w:val="1A1A1A"/>
-                <w:sz w:val="18"/>
+              <w:t xml:space="preserve">A = ½ × (b1 + b2) × h</w:t>
+            </w:r>
+            <w:r>
+              <w:rPr>
+                <w:rFonts w:ascii="Avenir Next" w:hAnsi="Avenir Next" w:cs="Avenir Next" w:eastAsia="Avenir Next"/>
+                <w:color w:val="1A1A1A"/>
+                <w:sz w:val="22"/>
                 <w:szCs w:val="18"/>
               </w:rPr>
-              <w:t xml:space="preserve">A = ½ × (b1 + b2) × h</w:t>
-            </w:r>
-            <w:r>
-              <w:rPr>
-                <w:rFonts w:ascii="Avenir Next" w:hAnsi="Avenir Next" w:cs="Avenir Next" w:eastAsia="Avenir Next"/>
-                <w:color w:val="1A1A1A"/>
-                <w:sz w:val="18"/>
+              <w:t xml:space="preserve">. The bases b1 and b2 are the two </w:t>
+            </w:r>
+            <w:r>
+              <w:rPr>
+                <w:rFonts w:ascii="Avenir Next" w:hAnsi="Avenir Next" w:cs="Avenir Next" w:eastAsia="Avenir Next"/>
+                <w:b/>
+                <w:color w:val="1A1A1A"/>
+                <w:sz w:val="22"/>
                 <w:szCs w:val="18"/>
               </w:rPr>
-              <w:t xml:space="preserve">. The bases b1 and b2 are the two </w:t>
-            </w:r>
-            <w:r>
-              <w:rPr>
-                <w:rFonts w:ascii="Avenir Next" w:hAnsi="Avenir Next" w:cs="Avenir Next" w:eastAsia="Avenir Next"/>
-                <w:b/>
-                <w:color w:val="1A1A1A"/>
-                <w:sz w:val="18"/>
-                <w:szCs w:val="18"/>
-              </w:rPr>
               <w:t xml:space="preserve">parallel</w:t>
             </w:r>
             <w:r>
               <w:rPr>
                 <w:rFonts w:ascii="Avenir Next" w:hAnsi="Avenir Next" w:cs="Avenir Next" w:eastAsia="Avenir Next"/>
                 <w:color w:val="1A1A1A"/>
-                <w:sz w:val="18"/>
+                <w:sz w:val="22"/>
                 <w:szCs w:val="18"/>
               </w:rPr>
               <w:t xml:space="preserve"> sides.</w:t>
@@ -260,54 +262,54 @@
                 <w:rFonts w:ascii="Avenir Next" w:hAnsi="Avenir Next" w:cs="Avenir Next" w:eastAsia="Avenir Next"/>
                 <w:b/>
                 <w:color w:val="003A70"/>
+                <w:sz w:val="22"/>
+                <w:szCs w:val="18"/>
+              </w:rPr>
+              <w:t xml:space="preserve">•</w:t>
+            </w:r>
+            <w:r>
+              <w:rPr>
+                <w:rFonts w:ascii="Avenir Next" w:hAnsi="Avenir Next" w:cs="Avenir Next" w:eastAsia="Avenir Next"/>
+                <w:color w:val="1A1A1A"/>
                 <w:sz w:val="18"/>
                 <w:szCs w:val="18"/>
               </w:rPr>
-              <w:t xml:space="preserve">•</w:t>
-            </w:r>
-            <w:r>
-              <w:rPr>
-                <w:rFonts w:ascii="Avenir Next" w:hAnsi="Avenir Next" w:cs="Avenir Next" w:eastAsia="Avenir Next"/>
-                <w:color w:val="1A1A1A"/>
-                <w:sz w:val="18"/>
+              <w:tab/>
+            </w:r>
+            <w:r>
+              <w:rPr>
+                <w:rFonts w:ascii="Avenir Next" w:hAnsi="Avenir Next" w:cs="Avenir Next" w:eastAsia="Avenir Next"/>
+                <w:b/>
+                <w:color w:val="1A1A1A"/>
+                <w:sz w:val="22"/>
                 <w:szCs w:val="18"/>
               </w:rPr>
-              <w:tab/>
-            </w:r>
-            <w:r>
-              <w:rPr>
-                <w:rFonts w:ascii="Avenir Next" w:hAnsi="Avenir Next" w:cs="Avenir Next" w:eastAsia="Avenir Next"/>
-                <w:b/>
-                <w:color w:val="1A1A1A"/>
-                <w:sz w:val="18"/>
+              <w:t xml:space="preserve">Add</w:t>
+            </w:r>
+            <w:r>
+              <w:rPr>
+                <w:rFonts w:ascii="Avenir Next" w:hAnsi="Avenir Next" w:cs="Avenir Next" w:eastAsia="Avenir Next"/>
+                <w:color w:val="1A1A1A"/>
+                <w:sz w:val="22"/>
                 <w:szCs w:val="18"/>
               </w:rPr>
-              <w:t xml:space="preserve">Add</w:t>
-            </w:r>
-            <w:r>
-              <w:rPr>
-                <w:rFonts w:ascii="Avenir Next" w:hAnsi="Avenir Next" w:cs="Avenir Next" w:eastAsia="Avenir Next"/>
-                <w:color w:val="1A1A1A"/>
-                <w:sz w:val="18"/>
+              <w:t xml:space="preserve"> the bases first, multiply by the height, then take </w:t>
+            </w:r>
+            <w:r>
+              <w:rPr>
+                <w:rFonts w:ascii="Avenir Next" w:hAnsi="Avenir Next" w:cs="Avenir Next" w:eastAsia="Avenir Next"/>
+                <w:b/>
+                <w:color w:val="1A1A1A"/>
+                <w:sz w:val="22"/>
                 <w:szCs w:val="18"/>
               </w:rPr>
-              <w:t xml:space="preserve"> the bases first, multiply by the height, then take </w:t>
-            </w:r>
-            <w:r>
-              <w:rPr>
-                <w:rFonts w:ascii="Avenir Next" w:hAnsi="Avenir Next" w:cs="Avenir Next" w:eastAsia="Avenir Next"/>
-                <w:b/>
-                <w:color w:val="1A1A1A"/>
-                <w:sz w:val="18"/>
-                <w:szCs w:val="18"/>
-              </w:rPr>
               <w:t xml:space="preserve">half</w:t>
             </w:r>
             <w:r>
               <w:rPr>
                 <w:rFonts w:ascii="Avenir Next" w:hAnsi="Avenir Next" w:cs="Avenir Next" w:eastAsia="Avenir Next"/>
                 <w:color w:val="1A1A1A"/>
-                <w:sz w:val="18"/>
+                <w:sz w:val="22"/>
                 <w:szCs w:val="18"/>
               </w:rPr>
               <w:t xml:space="preserve">. Slanted sides are not used.</w:t>
@@ -326,25 +328,25 @@
                 <w:rFonts w:ascii="Avenir Next" w:hAnsi="Avenir Next" w:cs="Avenir Next" w:eastAsia="Avenir Next"/>
                 <w:b/>
                 <w:color w:val="003A70"/>
+                <w:sz w:val="22"/>
+                <w:szCs w:val="18"/>
+              </w:rPr>
+              <w:t xml:space="preserve">•</w:t>
+            </w:r>
+            <w:r>
+              <w:rPr>
+                <w:rFonts w:ascii="Avenir Next" w:hAnsi="Avenir Next" w:cs="Avenir Next" w:eastAsia="Avenir Next"/>
+                <w:color w:val="1A1A1A"/>
                 <w:sz w:val="18"/>
                 <w:szCs w:val="18"/>
               </w:rPr>
-              <w:t xml:space="preserve">•</w:t>
-            </w:r>
-            <w:r>
-              <w:rPr>
-                <w:rFonts w:ascii="Avenir Next" w:hAnsi="Avenir Next" w:cs="Avenir Next" w:eastAsia="Avenir Next"/>
-                <w:color w:val="1A1A1A"/>
-                <w:sz w:val="18"/>
-                <w:szCs w:val="18"/>
-              </w:rPr>
               <w:tab/>
             </w:r>
             <w:r>
               <w:rPr>
                 <w:rFonts w:ascii="Avenir Next" w:hAnsi="Avenir Next" w:cs="Avenir Next" w:eastAsia="Avenir Next"/>
                 <w:color w:val="1A1A1A"/>
-                <w:sz w:val="18"/>
+                <w:sz w:val="22"/>
                 <w:szCs w:val="18"/>
               </w:rPr>
               <w:t xml:space="preserve">Missing base: double the area, divide by the height, then subtract the base you know.</w:t>
@@ -359,6 +361,7 @@
           </w:tcPr>
           <w:p>
             <w:pPr>
+              <w:pStyle w:val="Heading2"/>
               <w:spacing w:before="0" w:after="40" w:line="264" w:lineRule="auto"/>
             </w:pPr>
             <w:r>
@@ -381,7 +384,7 @@
               <w:rPr>
                 <w:rFonts w:ascii="Avenir Next" w:hAnsi="Avenir Next" w:cs="Avenir Next" w:eastAsia="Avenir Next"/>
                 <w:color w:val="1A1A1A"/>
-                <w:sz w:val="17"/>
+                <w:sz w:val="22"/>
                 <w:szCs w:val="17"/>
               </w:rPr>
               <w:t xml:space="preserve">Bases 6 m and 12 m, height 4 m.</w:t>
@@ -400,25 +403,25 @@
                 <w:rFonts w:ascii="Avenir Next" w:hAnsi="Avenir Next" w:cs="Avenir Next" w:eastAsia="Avenir Next"/>
                 <w:b/>
                 <w:color w:val="003A70"/>
+                <w:sz w:val="22"/>
+                <w:szCs w:val="17"/>
+              </w:rPr>
+              <w:t xml:space="preserve">Step 1</w:t>
+            </w:r>
+            <w:r>
+              <w:rPr>
+                <w:rFonts w:ascii="Avenir Next" w:hAnsi="Avenir Next" w:cs="Avenir Next" w:eastAsia="Avenir Next"/>
+                <w:color w:val="1A1A1A"/>
                 <w:sz w:val="17"/>
                 <w:szCs w:val="17"/>
               </w:rPr>
-              <w:t xml:space="preserve">Step 1</w:t>
-            </w:r>
-            <w:r>
-              <w:rPr>
-                <w:rFonts w:ascii="Avenir Next" w:hAnsi="Avenir Next" w:cs="Avenir Next" w:eastAsia="Avenir Next"/>
-                <w:color w:val="1A1A1A"/>
-                <w:sz w:val="17"/>
-                <w:szCs w:val="17"/>
-              </w:rPr>
               <w:tab/>
             </w:r>
             <w:r>
               <w:rPr>
                 <w:rFonts w:ascii="Avenir Next" w:hAnsi="Avenir Next" w:cs="Avenir Next" w:eastAsia="Avenir Next"/>
                 <w:color w:val="1A1A1A"/>
-                <w:sz w:val="17"/>
+                <w:sz w:val="22"/>
                 <w:szCs w:val="17"/>
               </w:rPr>
               <w:t xml:space="preserve">Add the bases: 6 + 12 = 18.</w:t>
@@ -437,25 +440,25 @@
                 <w:rFonts w:ascii="Avenir Next" w:hAnsi="Avenir Next" w:cs="Avenir Next" w:eastAsia="Avenir Next"/>
                 <w:b/>
                 <w:color w:val="003A70"/>
+                <w:sz w:val="22"/>
+                <w:szCs w:val="17"/>
+              </w:rPr>
+              <w:t xml:space="preserve">Step 2</w:t>
+            </w:r>
+            <w:r>
+              <w:rPr>
+                <w:rFonts w:ascii="Avenir Next" w:hAnsi="Avenir Next" w:cs="Avenir Next" w:eastAsia="Avenir Next"/>
+                <w:color w:val="1A1A1A"/>
                 <w:sz w:val="17"/>
                 <w:szCs w:val="17"/>
               </w:rPr>
-              <w:t xml:space="preserve">Step 2</w:t>
-            </w:r>
-            <w:r>
-              <w:rPr>
-                <w:rFonts w:ascii="Avenir Next" w:hAnsi="Avenir Next" w:cs="Avenir Next" w:eastAsia="Avenir Next"/>
-                <w:color w:val="1A1A1A"/>
-                <w:sz w:val="17"/>
-                <w:szCs w:val="17"/>
-              </w:rPr>
               <w:tab/>
             </w:r>
             <w:r>
               <w:rPr>
                 <w:rFonts w:ascii="Avenir Next" w:hAnsi="Avenir Next" w:cs="Avenir Next" w:eastAsia="Avenir Next"/>
                 <w:color w:val="1A1A1A"/>
-                <w:sz w:val="17"/>
+                <w:sz w:val="22"/>
                 <w:szCs w:val="17"/>
               </w:rPr>
               <w:t xml:space="preserve">Multiply by the height: 18 × 4 = 72.</w:t>
@@ -474,25 +477,25 @@
                 <w:rFonts w:ascii="Avenir Next" w:hAnsi="Avenir Next" w:cs="Avenir Next" w:eastAsia="Avenir Next"/>
                 <w:b/>
                 <w:color w:val="003A70"/>
+                <w:sz w:val="22"/>
+                <w:szCs w:val="17"/>
+              </w:rPr>
+              <w:t xml:space="preserve">Step 3</w:t>
+            </w:r>
+            <w:r>
+              <w:rPr>
+                <w:rFonts w:ascii="Avenir Next" w:hAnsi="Avenir Next" w:cs="Avenir Next" w:eastAsia="Avenir Next"/>
+                <w:color w:val="1A1A1A"/>
                 <w:sz w:val="17"/>
                 <w:szCs w:val="17"/>
               </w:rPr>
-              <w:t xml:space="preserve">Step 3</w:t>
-            </w:r>
-            <w:r>
-              <w:rPr>
-                <w:rFonts w:ascii="Avenir Next" w:hAnsi="Avenir Next" w:cs="Avenir Next" w:eastAsia="Avenir Next"/>
-                <w:color w:val="1A1A1A"/>
-                <w:sz w:val="17"/>
-                <w:szCs w:val="17"/>
-              </w:rPr>
               <w:tab/>
             </w:r>
             <w:r>
               <w:rPr>
                 <w:rFonts w:ascii="Avenir Next" w:hAnsi="Avenir Next" w:cs="Avenir Next" w:eastAsia="Avenir Next"/>
                 <w:color w:val="1A1A1A"/>
-                <w:sz w:val="17"/>
+                <w:sz w:val="22"/>
                 <w:szCs w:val="17"/>
               </w:rPr>
               <w:t xml:space="preserve">Take half: 72 ÷ 2 = 36.</w:t>
@@ -511,18 +514,18 @@
                 <w:rFonts w:ascii="Avenir Next" w:hAnsi="Avenir Next" w:cs="Avenir Next" w:eastAsia="Avenir Next"/>
                 <w:b/>
                 <w:color w:val="1A1A1A"/>
+                <w:sz w:val="22"/>
+                <w:szCs w:val="17"/>
+              </w:rPr>
+              <w:t xml:space="preserve">Answer</w:t>
+            </w:r>
+            <w:r>
+              <w:rPr>
+                <w:rFonts w:ascii="Avenir Next" w:hAnsi="Avenir Next" w:cs="Avenir Next" w:eastAsia="Avenir Next"/>
+                <w:color w:val="1A1A1A"/>
                 <w:sz w:val="17"/>
                 <w:szCs w:val="17"/>
               </w:rPr>
-              <w:t xml:space="preserve">Answer</w:t>
-            </w:r>
-            <w:r>
-              <w:rPr>
-                <w:rFonts w:ascii="Avenir Next" w:hAnsi="Avenir Next" w:cs="Avenir Next" w:eastAsia="Avenir Next"/>
-                <w:color w:val="1A1A1A"/>
-                <w:sz w:val="17"/>
-                <w:szCs w:val="17"/>
-              </w:rPr>
               <w:tab/>
             </w:r>
             <w:r>
@@ -530,7 +533,7 @@
                 <w:rFonts w:ascii="Avenir Next" w:hAnsi="Avenir Next" w:cs="Avenir Next" w:eastAsia="Avenir Next"/>
                 <w:b/>
                 <w:color w:val="1A1A1A"/>
-                <w:sz w:val="17"/>
+                <w:sz w:val="22"/>
                 <w:szCs w:val="17"/>
               </w:rPr>
               <w:t xml:space="preserve">A = 36 m²</w:t>
@@ -559,7 +562,7 @@
           <w:rFonts w:ascii="Avenir Next" w:hAnsi="Avenir Next" w:cs="Avenir Next" w:eastAsia="Avenir Next"/>
           <w:b/>
           <w:color w:val="1A1A1A"/>
-          <w:sz w:val="17"/>
+          <w:sz w:val="22"/>
           <w:szCs w:val="17"/>
         </w:rPr>
         <w:t xml:space="preserve">base</w:t>
@@ -569,7 +572,7 @@
           <w:rFonts w:ascii="Avenir Next" w:hAnsi="Avenir Next" w:cs="Avenir Next" w:eastAsia="Avenir Next"/>
           <w:i/>
           <w:color w:val="5A5F66"/>
-          <w:sz w:val="17"/>
+          <w:sz w:val="22"/>
           <w:szCs w:val="17"/>
         </w:rPr>
         <w:t xml:space="preserve"> (base)</w:t>
@@ -578,7 +581,7 @@
         <w:rPr>
           <w:rFonts w:ascii="Avenir Next" w:hAnsi="Avenir Next" w:cs="Avenir Next" w:eastAsia="Avenir Next"/>
           <w:color w:val="5A5F66"/>
-          <w:sz w:val="17"/>
+          <w:sz w:val="22"/>
           <w:szCs w:val="17"/>
         </w:rPr>
         <w:t xml:space="preserve">   ·   </w:t>
@@ -588,7 +591,7 @@
           <w:rFonts w:ascii="Avenir Next" w:hAnsi="Avenir Next" w:cs="Avenir Next" w:eastAsia="Avenir Next"/>
           <w:b/>
           <w:color w:val="1A1A1A"/>
-          <w:sz w:val="17"/>
+          <w:sz w:val="22"/>
           <w:szCs w:val="17"/>
         </w:rPr>
         <w:t xml:space="preserve">formula</w:t>
@@ -598,7 +601,7 @@
           <w:rFonts w:ascii="Avenir Next" w:hAnsi="Avenir Next" w:cs="Avenir Next" w:eastAsia="Avenir Next"/>
           <w:i/>
           <w:color w:val="5A5F66"/>
-          <w:sz w:val="17"/>
+          <w:sz w:val="22"/>
           <w:szCs w:val="17"/>
         </w:rPr>
         <w:t xml:space="preserve"> (fórmula)</w:t>
@@ -607,7 +610,7 @@
         <w:rPr>
           <w:rFonts w:ascii="Avenir Next" w:hAnsi="Avenir Next" w:cs="Avenir Next" w:eastAsia="Avenir Next"/>
           <w:color w:val="5A5F66"/>
-          <w:sz w:val="17"/>
+          <w:sz w:val="22"/>
           <w:szCs w:val="17"/>
         </w:rPr>
         <w:t xml:space="preserve">   ·   </w:t>
@@ -617,7 +620,7 @@
           <w:rFonts w:ascii="Avenir Next" w:hAnsi="Avenir Next" w:cs="Avenir Next" w:eastAsia="Avenir Next"/>
           <w:b/>
           <w:color w:val="1A1A1A"/>
-          <w:sz w:val="17"/>
+          <w:sz w:val="22"/>
           <w:szCs w:val="17"/>
         </w:rPr>
         <w:t xml:space="preserve">right trapezoid</w:t>
@@ -627,7 +630,7 @@
           <w:rFonts w:ascii="Avenir Next" w:hAnsi="Avenir Next" w:cs="Avenir Next" w:eastAsia="Avenir Next"/>
           <w:i/>
           <w:color w:val="5A5F66"/>
-          <w:sz w:val="17"/>
+          <w:sz w:val="22"/>
           <w:szCs w:val="17"/>
         </w:rPr>
         <w:t xml:space="preserve"> (trapecio rectángulo)</w:t>
@@ -635,6 +638,7 @@
     </w:p>
     <w:p>
       <w:pPr>
+        <w:pStyle w:val="Heading2"/>
         <w:keepNext/>
         <w:pBdr>
           <w:bottom w:val="single" w:sz="8" w:space="3" w:color="003A70"/>
@@ -650,7 +654,7 @@
           <w:b/>
           <w:color w:val="003A70"/>
           <w:spacing w:val="14"/>
-          <w:sz w:val="19"/>
+          <w:sz w:val="22"/>
           <w:szCs w:val="19"/>
         </w:rPr>
         <w:t xml:space="preserve">PRACTICE</w:t>
@@ -669,7 +673,7 @@
           <w:rFonts w:ascii="Avenir Next" w:hAnsi="Avenir Next" w:cs="Avenir Next" w:eastAsia="Avenir Next"/>
           <w:i/>
           <w:color w:val="5A5F66"/>
-          <w:sz w:val="17"/>
+          <w:sz w:val="22"/>
           <w:szCs w:val="17"/>
         </w:rPr>
         <w:t xml:space="preserve">show your work · label units</w:t>
@@ -677,7 +681,7 @@
     </w:p>
     <w:p>
       <w:pPr>
-        <w:spacing w:before="0" w:after="0" w:line="20" w:lineRule="exact"/>
+        <w:spacing w:before="0" w:after="0" w:line="50" w:lineRule="exact"/>
       </w:pPr>
     </w:p>
     <w:tbl>
@@ -727,25 +731,25 @@
                 <w:rFonts w:ascii="Avenir Next" w:hAnsi="Avenir Next" w:cs="Avenir Next" w:eastAsia="Avenir Next"/>
                 <w:b/>
                 <w:color w:val="1A1A1A"/>
+                <w:sz w:val="22"/>
+                <w:szCs w:val="20"/>
+              </w:rPr>
+              <w:t xml:space="preserve">1.</w:t>
+            </w:r>
+            <w:r>
+              <w:rPr>
+                <w:rFonts w:ascii="Avenir Next" w:hAnsi="Avenir Next" w:cs="Avenir Next" w:eastAsia="Avenir Next"/>
+                <w:color w:val="1A1A1A"/>
                 <w:sz w:val="20"/>
                 <w:szCs w:val="20"/>
               </w:rPr>
-              <w:t xml:space="preserve">1.</w:t>
-            </w:r>
-            <w:r>
-              <w:rPr>
-                <w:rFonts w:ascii="Avenir Next" w:hAnsi="Avenir Next" w:cs="Avenir Next" w:eastAsia="Avenir Next"/>
-                <w:color w:val="1A1A1A"/>
-                <w:sz w:val="20"/>
-                <w:szCs w:val="20"/>
-              </w:rPr>
               <w:tab/>
             </w:r>
             <w:r>
               <w:rPr>
                 <w:rFonts w:ascii="Avenir Next" w:hAnsi="Avenir Next" w:cs="Avenir Next" w:eastAsia="Avenir Next"/>
                 <w:color w:val="1A1A1A"/>
-                <w:sz w:val="20"/>
+                <w:sz w:val="22"/>
                 <w:szCs w:val="20"/>
               </w:rPr>
               <w:t xml:space="preserve">Find the area of each trapezoid with bases b1 and b2 and height h.</w:t>
@@ -800,10 +804,28 @@
                       <w:rFonts w:ascii="Avenir Next" w:hAnsi="Avenir Next" w:cs="Avenir Next" w:eastAsia="Avenir Next"/>
                       <w:b/>
                       <w:color w:val="003A70"/>
+                      <w:sz w:val="22"/>
+                      <w:szCs w:val="20"/>
+                    </w:rPr>
+                    <w:t xml:space="preserve">a.</w:t>
+                  </w:r>
+                  <w:r>
+                    <w:rPr>
+                      <w:rFonts w:ascii="Avenir Next" w:hAnsi="Avenir Next" w:cs="Avenir Next" w:eastAsia="Avenir Next"/>
+                      <w:color w:val="1A1A1A"/>
                       <w:sz w:val="20"/>
                       <w:szCs w:val="20"/>
                     </w:rPr>
-                    <w:t xml:space="preserve">a.</w:t>
+                    <w:tab/>
+                  </w:r>
+                  <w:r>
+                    <w:rPr>
+                      <w:rFonts w:ascii="Avenir Next" w:hAnsi="Avenir Next" w:cs="Avenir Next" w:eastAsia="Avenir Next"/>
+                      <w:color w:val="1A1A1A"/>
+                      <w:sz w:val="22"/>
+                      <w:szCs w:val="20"/>
+                    </w:rPr>
+                    <w:t xml:space="preserve">7 cm, 13 cm; h = 6 cm</w:t>
                   </w:r>
                   <w:r>
                     <w:rPr>
@@ -812,7 +834,7 @@
                       <w:sz w:val="20"/>
                       <w:szCs w:val="20"/>
                     </w:rPr>
-                    <w:tab/>
+                    <w:t xml:space="preserve">  </w:t>
                   </w:r>
                   <w:r>
                     <w:rPr>
@@ -820,24 +842,6 @@
                       <w:color w:val="1A1A1A"/>
                       <w:sz w:val="20"/>
                       <w:szCs w:val="20"/>
-                    </w:rPr>
-                    <w:t xml:space="preserve">7 cm, 13 cm; h = 6 cm</w:t>
-                  </w:r>
-                  <w:r>
-                    <w:rPr>
-                      <w:rFonts w:ascii="Avenir Next" w:hAnsi="Avenir Next" w:cs="Avenir Next" w:eastAsia="Avenir Next"/>
-                      <w:color w:val="1A1A1A"/>
-                      <w:sz w:val="20"/>
-                      <w:szCs w:val="20"/>
-                    </w:rPr>
-                    <w:t xml:space="preserve">  </w:t>
-                  </w:r>
-                  <w:r>
-                    <w:rPr>
-                      <w:rFonts w:ascii="Avenir Next" w:hAnsi="Avenir Next" w:cs="Avenir Next" w:eastAsia="Avenir Next"/>
-                      <w:color w:val="1A1A1A"/>
-                      <w:sz w:val="20"/>
-                      <w:szCs w:val="20"/>
                       <w:u w:val="single"/>
                     </w:rPr>
                     <w:t xml:space="preserve">        </w:t>
@@ -846,7 +850,7 @@
                     <w:rPr>
                       <w:rFonts w:ascii="Avenir Next" w:hAnsi="Avenir Next" w:cs="Avenir Next" w:eastAsia="Avenir Next"/>
                       <w:color w:val="1A1A1A"/>
-                      <w:sz w:val="20"/>
+                      <w:sz w:val="22"/>
                       <w:szCs w:val="20"/>
                     </w:rPr>
                     <w:t xml:space="preserve"> cm²</w:t>
@@ -871,10 +875,28 @@
                       <w:rFonts w:ascii="Avenir Next" w:hAnsi="Avenir Next" w:cs="Avenir Next" w:eastAsia="Avenir Next"/>
                       <w:b/>
                       <w:color w:val="003A70"/>
+                      <w:sz w:val="22"/>
+                      <w:szCs w:val="20"/>
+                    </w:rPr>
+                    <w:t xml:space="preserve">b.</w:t>
+                  </w:r>
+                  <w:r>
+                    <w:rPr>
+                      <w:rFonts w:ascii="Avenir Next" w:hAnsi="Avenir Next" w:cs="Avenir Next" w:eastAsia="Avenir Next"/>
+                      <w:color w:val="1A1A1A"/>
                       <w:sz w:val="20"/>
                       <w:szCs w:val="20"/>
                     </w:rPr>
-                    <w:t xml:space="preserve">b.</w:t>
+                    <w:tab/>
+                  </w:r>
+                  <w:r>
+                    <w:rPr>
+                      <w:rFonts w:ascii="Avenir Next" w:hAnsi="Avenir Next" w:cs="Avenir Next" w:eastAsia="Avenir Next"/>
+                      <w:color w:val="1A1A1A"/>
+                      <w:sz w:val="22"/>
+                      <w:szCs w:val="20"/>
+                    </w:rPr>
+                    <w:t xml:space="preserve">14 in, 22 in; h = 10 in</w:t>
                   </w:r>
                   <w:r>
                     <w:rPr>
@@ -883,7 +905,7 @@
                       <w:sz w:val="20"/>
                       <w:szCs w:val="20"/>
                     </w:rPr>
-                    <w:tab/>
+                    <w:t xml:space="preserve">  </w:t>
                   </w:r>
                   <w:r>
                     <w:rPr>
@@ -891,24 +913,6 @@
                       <w:color w:val="1A1A1A"/>
                       <w:sz w:val="20"/>
                       <w:szCs w:val="20"/>
-                    </w:rPr>
-                    <w:t xml:space="preserve">14 in, 22 in; h = 10 in</w:t>
-                  </w:r>
-                  <w:r>
-                    <w:rPr>
-                      <w:rFonts w:ascii="Avenir Next" w:hAnsi="Avenir Next" w:cs="Avenir Next" w:eastAsia="Avenir Next"/>
-                      <w:color w:val="1A1A1A"/>
-                      <w:sz w:val="20"/>
-                      <w:szCs w:val="20"/>
-                    </w:rPr>
-                    <w:t xml:space="preserve">  </w:t>
-                  </w:r>
-                  <w:r>
-                    <w:rPr>
-                      <w:rFonts w:ascii="Avenir Next" w:hAnsi="Avenir Next" w:cs="Avenir Next" w:eastAsia="Avenir Next"/>
-                      <w:color w:val="1A1A1A"/>
-                      <w:sz w:val="20"/>
-                      <w:szCs w:val="20"/>
                       <w:u w:val="single"/>
                     </w:rPr>
                     <w:t xml:space="preserve">        </w:t>
@@ -917,7 +921,7 @@
                     <w:rPr>
                       <w:rFonts w:ascii="Avenir Next" w:hAnsi="Avenir Next" w:cs="Avenir Next" w:eastAsia="Avenir Next"/>
                       <w:color w:val="1A1A1A"/>
-                      <w:sz w:val="20"/>
+                      <w:sz w:val="22"/>
                       <w:szCs w:val="20"/>
                     </w:rPr>
                     <w:t xml:space="preserve"> in²</w:t>
@@ -948,10 +952,28 @@
                       <w:rFonts w:ascii="Avenir Next" w:hAnsi="Avenir Next" w:cs="Avenir Next" w:eastAsia="Avenir Next"/>
                       <w:b/>
                       <w:color w:val="003A70"/>
+                      <w:sz w:val="22"/>
+                      <w:szCs w:val="20"/>
+                    </w:rPr>
+                    <w:t xml:space="preserve">c.</w:t>
+                  </w:r>
+                  <w:r>
+                    <w:rPr>
+                      <w:rFonts w:ascii="Avenir Next" w:hAnsi="Avenir Next" w:cs="Avenir Next" w:eastAsia="Avenir Next"/>
+                      <w:color w:val="1A1A1A"/>
                       <w:sz w:val="20"/>
                       <w:szCs w:val="20"/>
                     </w:rPr>
-                    <w:t xml:space="preserve">c.</w:t>
+                    <w:tab/>
+                  </w:r>
+                  <w:r>
+                    <w:rPr>
+                      <w:rFonts w:ascii="Avenir Next" w:hAnsi="Avenir Next" w:cs="Avenir Next" w:eastAsia="Avenir Next"/>
+                      <w:color w:val="1A1A1A"/>
+                      <w:sz w:val="22"/>
+                      <w:szCs w:val="20"/>
+                    </w:rPr>
+                    <w:t xml:space="preserve">18 ft, 26 ft; h = 5 ft</w:t>
                   </w:r>
                   <w:r>
                     <w:rPr>
@@ -960,7 +982,7 @@
                       <w:sz w:val="20"/>
                       <w:szCs w:val="20"/>
                     </w:rPr>
-                    <w:tab/>
+                    <w:t xml:space="preserve">  </w:t>
                   </w:r>
                   <w:r>
                     <w:rPr>
@@ -968,24 +990,6 @@
                       <w:color w:val="1A1A1A"/>
                       <w:sz w:val="20"/>
                       <w:szCs w:val="20"/>
-                    </w:rPr>
-                    <w:t xml:space="preserve">18 ft, 26 ft; h = 5 ft</w:t>
-                  </w:r>
-                  <w:r>
-                    <w:rPr>
-                      <w:rFonts w:ascii="Avenir Next" w:hAnsi="Avenir Next" w:cs="Avenir Next" w:eastAsia="Avenir Next"/>
-                      <w:color w:val="1A1A1A"/>
-                      <w:sz w:val="20"/>
-                      <w:szCs w:val="20"/>
-                    </w:rPr>
-                    <w:t xml:space="preserve">  </w:t>
-                  </w:r>
-                  <w:r>
-                    <w:rPr>
-                      <w:rFonts w:ascii="Avenir Next" w:hAnsi="Avenir Next" w:cs="Avenir Next" w:eastAsia="Avenir Next"/>
-                      <w:color w:val="1A1A1A"/>
-                      <w:sz w:val="20"/>
-                      <w:szCs w:val="20"/>
                       <w:u w:val="single"/>
                     </w:rPr>
                     <w:t xml:space="preserve">        </w:t>
@@ -994,7 +998,7 @@
                     <w:rPr>
                       <w:rFonts w:ascii="Avenir Next" w:hAnsi="Avenir Next" w:cs="Avenir Next" w:eastAsia="Avenir Next"/>
                       <w:color w:val="1A1A1A"/>
-                      <w:sz w:val="20"/>
+                      <w:sz w:val="22"/>
                       <w:szCs w:val="20"/>
                     </w:rPr>
                     <w:t xml:space="preserve"> ft²</w:t>
@@ -1019,10 +1023,28 @@
                       <w:rFonts w:ascii="Avenir Next" w:hAnsi="Avenir Next" w:cs="Avenir Next" w:eastAsia="Avenir Next"/>
                       <w:b/>
                       <w:color w:val="003A70"/>
+                      <w:sz w:val="22"/>
+                      <w:szCs w:val="20"/>
+                    </w:rPr>
+                    <w:t xml:space="preserve">d.</w:t>
+                  </w:r>
+                  <w:r>
+                    <w:rPr>
+                      <w:rFonts w:ascii="Avenir Next" w:hAnsi="Avenir Next" w:cs="Avenir Next" w:eastAsia="Avenir Next"/>
+                      <w:color w:val="1A1A1A"/>
                       <w:sz w:val="20"/>
                       <w:szCs w:val="20"/>
                     </w:rPr>
-                    <w:t xml:space="preserve">d.</w:t>
+                    <w:tab/>
+                  </w:r>
+                  <w:r>
+                    <w:rPr>
+                      <w:rFonts w:ascii="Avenir Next" w:hAnsi="Avenir Next" w:cs="Avenir Next" w:eastAsia="Avenir Next"/>
+                      <w:color w:val="1A1A1A"/>
+                      <w:sz w:val="22"/>
+                      <w:szCs w:val="20"/>
+                    </w:rPr>
+                    <w:t xml:space="preserve">4 m, 12 m; h = 9 m</w:t>
                   </w:r>
                   <w:r>
                     <w:rPr>
@@ -1031,7 +1053,7 @@
                       <w:sz w:val="20"/>
                       <w:szCs w:val="20"/>
                     </w:rPr>
-                    <w:tab/>
+                    <w:t xml:space="preserve">  </w:t>
                   </w:r>
                   <w:r>
                     <w:rPr>
@@ -1039,24 +1061,6 @@
                       <w:color w:val="1A1A1A"/>
                       <w:sz w:val="20"/>
                       <w:szCs w:val="20"/>
-                    </w:rPr>
-                    <w:t xml:space="preserve">4 m, 12 m; h = 9 m</w:t>
-                  </w:r>
-                  <w:r>
-                    <w:rPr>
-                      <w:rFonts w:ascii="Avenir Next" w:hAnsi="Avenir Next" w:cs="Avenir Next" w:eastAsia="Avenir Next"/>
-                      <w:color w:val="1A1A1A"/>
-                      <w:sz w:val="20"/>
-                      <w:szCs w:val="20"/>
-                    </w:rPr>
-                    <w:t xml:space="preserve">  </w:t>
-                  </w:r>
-                  <w:r>
-                    <w:rPr>
-                      <w:rFonts w:ascii="Avenir Next" w:hAnsi="Avenir Next" w:cs="Avenir Next" w:eastAsia="Avenir Next"/>
-                      <w:color w:val="1A1A1A"/>
-                      <w:sz w:val="20"/>
-                      <w:szCs w:val="20"/>
                       <w:u w:val="single"/>
                     </w:rPr>
                     <w:t xml:space="preserve">        </w:t>
@@ -1065,7 +1069,7 @@
                     <w:rPr>
                       <w:rFonts w:ascii="Avenir Next" w:hAnsi="Avenir Next" w:cs="Avenir Next" w:eastAsia="Avenir Next"/>
                       <w:color w:val="1A1A1A"/>
-                      <w:sz w:val="20"/>
+                      <w:sz w:val="22"/>
                       <w:szCs w:val="20"/>
                     </w:rPr>
                     <w:t xml:space="preserve"> m²</w:t>
@@ -1076,7 +1080,7 @@
           </w:tbl>
           <w:p>
             <w:pPr>
-              <w:spacing w:before="0" w:after="0" w:line="24" w:lineRule="auto"/>
+              <w:spacing w:before="0" w:after="0" w:line="50" w:lineRule="exact"/>
             </w:pPr>
           </w:p>
         </w:tc>
@@ -1084,12 +1088,12 @@
     </w:tbl>
     <w:p>
       <w:pPr>
-        <w:spacing w:before="0" w:after="0" w:line="20" w:lineRule="exact"/>
+        <w:spacing w:before="0" w:after="0" w:line="50" w:lineRule="exact"/>
       </w:pPr>
     </w:p>
     <w:p>
       <w:pPr>
-        <w:spacing w:before="0" w:after="0" w:line="20" w:lineRule="exact"/>
+        <w:spacing w:before="0" w:after="0" w:line="50" w:lineRule="exact"/>
       </w:pPr>
     </w:p>
     <w:tbl>
@@ -1173,18 +1177,18 @@
                       <w:rFonts w:ascii="Avenir Next" w:hAnsi="Avenir Next" w:cs="Avenir Next" w:eastAsia="Avenir Next"/>
                       <w:b/>
                       <w:color w:val="1A1A1A"/>
+                      <w:sz w:val="22"/>
+                      <w:szCs w:val="20"/>
+                    </w:rPr>
+                    <w:t xml:space="preserve">2.</w:t>
+                  </w:r>
+                  <w:r>
+                    <w:rPr>
+                      <w:rFonts w:ascii="Avenir Next" w:hAnsi="Avenir Next" w:cs="Avenir Next" w:eastAsia="Avenir Next"/>
+                      <w:color w:val="1A1A1A"/>
                       <w:sz w:val="20"/>
                       <w:szCs w:val="20"/>
                     </w:rPr>
-                    <w:t xml:space="preserve">2.</w:t>
-                  </w:r>
-                  <w:r>
-                    <w:rPr>
-                      <w:rFonts w:ascii="Avenir Next" w:hAnsi="Avenir Next" w:cs="Avenir Next" w:eastAsia="Avenir Next"/>
-                      <w:color w:val="1A1A1A"/>
-                      <w:sz w:val="20"/>
-                      <w:szCs w:val="20"/>
-                    </w:rPr>
                     <w:tab/>
                   </w:r>
                   <w:r>
@@ -1192,7 +1196,7 @@
                       <w:rFonts w:ascii="Avenir Next" w:hAnsi="Avenir Next" w:cs="Avenir Next" w:eastAsia="Avenir Next"/>
                       <w:b/>
                       <w:color w:val="1A1A1A"/>
-                      <w:sz w:val="20"/>
+                      <w:sz w:val="22"/>
                       <w:szCs w:val="20"/>
                     </w:rPr>
                     <w:t xml:space="preserve">County Land.  </w:t>
@@ -1201,7 +1205,7 @@
                     <w:rPr>
                       <w:rFonts w:ascii="Avenir Next" w:hAnsi="Avenir Next" w:cs="Avenir Next" w:eastAsia="Avenir Next"/>
                       <w:color w:val="1A1A1A"/>
-                      <w:sz w:val="20"/>
+                      <w:sz w:val="22"/>
                       <w:szCs w:val="20"/>
                     </w:rPr>
                     <w:t xml:space="preserve">A county is shaped like this right trapezoid.</w:t>
@@ -1221,10 +1225,28 @@
                       <w:rFonts w:ascii="Avenir Next" w:hAnsi="Avenir Next" w:cs="Avenir Next" w:eastAsia="Avenir Next"/>
                       <w:b/>
                       <w:color w:val="003A70"/>
+                      <w:sz w:val="22"/>
+                      <w:szCs w:val="20"/>
+                    </w:rPr>
+                    <w:t xml:space="preserve">a.</w:t>
+                  </w:r>
+                  <w:r>
+                    <w:rPr>
+                      <w:rFonts w:ascii="Avenir Next" w:hAnsi="Avenir Next" w:cs="Avenir Next" w:eastAsia="Avenir Next"/>
+                      <w:color w:val="1A1A1A"/>
                       <w:sz w:val="20"/>
                       <w:szCs w:val="20"/>
                     </w:rPr>
-                    <w:t xml:space="preserve">a.</w:t>
+                    <w:tab/>
+                  </w:r>
+                  <w:r>
+                    <w:rPr>
+                      <w:rFonts w:ascii="Avenir Next" w:hAnsi="Avenir Next" w:cs="Avenir Next" w:eastAsia="Avenir Next"/>
+                      <w:color w:val="1A1A1A"/>
+                      <w:sz w:val="22"/>
+                      <w:szCs w:val="20"/>
+                    </w:rPr>
+                    <w:t xml:space="preserve">Sum of the bases</w:t>
                   </w:r>
                   <w:r>
                     <w:rPr>
@@ -1233,7 +1255,7 @@
                       <w:sz w:val="20"/>
                       <w:szCs w:val="20"/>
                     </w:rPr>
-                    <w:tab/>
+                    <w:t xml:space="preserve">  </w:t>
                   </w:r>
                   <w:r>
                     <w:rPr>
@@ -1241,24 +1263,6 @@
                       <w:color w:val="1A1A1A"/>
                       <w:sz w:val="20"/>
                       <w:szCs w:val="20"/>
-                    </w:rPr>
-                    <w:t xml:space="preserve">Sum of the bases</w:t>
-                  </w:r>
-                  <w:r>
-                    <w:rPr>
-                      <w:rFonts w:ascii="Avenir Next" w:hAnsi="Avenir Next" w:cs="Avenir Next" w:eastAsia="Avenir Next"/>
-                      <w:color w:val="1A1A1A"/>
-                      <w:sz w:val="20"/>
-                      <w:szCs w:val="20"/>
-                    </w:rPr>
-                    <w:t xml:space="preserve">  </w:t>
-                  </w:r>
-                  <w:r>
-                    <w:rPr>
-                      <w:rFonts w:ascii="Avenir Next" w:hAnsi="Avenir Next" w:cs="Avenir Next" w:eastAsia="Avenir Next"/>
-                      <w:color w:val="1A1A1A"/>
-                      <w:sz w:val="20"/>
-                      <w:szCs w:val="20"/>
                       <w:u w:val="single"/>
                     </w:rPr>
                     <w:t xml:space="preserve">                </w:t>
@@ -1267,7 +1271,7 @@
                     <w:rPr>
                       <w:rFonts w:ascii="Avenir Next" w:hAnsi="Avenir Next" w:cs="Avenir Next" w:eastAsia="Avenir Next"/>
                       <w:color w:val="1A1A1A"/>
-                      <w:sz w:val="20"/>
+                      <w:sz w:val="22"/>
                       <w:szCs w:val="20"/>
                     </w:rPr>
                     <w:t xml:space="preserve"> mi</w:t>
@@ -1287,10 +1291,28 @@
                       <w:rFonts w:ascii="Avenir Next" w:hAnsi="Avenir Next" w:cs="Avenir Next" w:eastAsia="Avenir Next"/>
                       <w:b/>
                       <w:color w:val="003A70"/>
+                      <w:sz w:val="22"/>
+                      <w:szCs w:val="20"/>
+                    </w:rPr>
+                    <w:t xml:space="preserve">b.</w:t>
+                  </w:r>
+                  <w:r>
+                    <w:rPr>
+                      <w:rFonts w:ascii="Avenir Next" w:hAnsi="Avenir Next" w:cs="Avenir Next" w:eastAsia="Avenir Next"/>
+                      <w:color w:val="1A1A1A"/>
                       <w:sz w:val="20"/>
                       <w:szCs w:val="20"/>
                     </w:rPr>
-                    <w:t xml:space="preserve">b.</w:t>
+                    <w:tab/>
+                  </w:r>
+                  <w:r>
+                    <w:rPr>
+                      <w:rFonts w:ascii="Avenir Next" w:hAnsi="Avenir Next" w:cs="Avenir Next" w:eastAsia="Avenir Next"/>
+                      <w:color w:val="1A1A1A"/>
+                      <w:sz w:val="22"/>
+                      <w:szCs w:val="20"/>
+                    </w:rPr>
+                    <w:t xml:space="preserve">Area of the county</w:t>
                   </w:r>
                   <w:r>
                     <w:rPr>
@@ -1299,7 +1321,7 @@
                       <w:sz w:val="20"/>
                       <w:szCs w:val="20"/>
                     </w:rPr>
-                    <w:tab/>
+                    <w:t xml:space="preserve">  </w:t>
                   </w:r>
                   <w:r>
                     <w:rPr>
@@ -1307,24 +1329,6 @@
                       <w:color w:val="1A1A1A"/>
                       <w:sz w:val="20"/>
                       <w:szCs w:val="20"/>
-                    </w:rPr>
-                    <w:t xml:space="preserve">Area of the county</w:t>
-                  </w:r>
-                  <w:r>
-                    <w:rPr>
-                      <w:rFonts w:ascii="Avenir Next" w:hAnsi="Avenir Next" w:cs="Avenir Next" w:eastAsia="Avenir Next"/>
-                      <w:color w:val="1A1A1A"/>
-                      <w:sz w:val="20"/>
-                      <w:szCs w:val="20"/>
-                    </w:rPr>
-                    <w:t xml:space="preserve">  </w:t>
-                  </w:r>
-                  <w:r>
-                    <w:rPr>
-                      <w:rFonts w:ascii="Avenir Next" w:hAnsi="Avenir Next" w:cs="Avenir Next" w:eastAsia="Avenir Next"/>
-                      <w:color w:val="1A1A1A"/>
-                      <w:sz w:val="20"/>
-                      <w:szCs w:val="20"/>
                       <w:u w:val="single"/>
                     </w:rPr>
                     <w:t xml:space="preserve">                </w:t>
@@ -1333,7 +1337,7 @@
                     <w:rPr>
                       <w:rFonts w:ascii="Avenir Next" w:hAnsi="Avenir Next" w:cs="Avenir Next" w:eastAsia="Avenir Next"/>
                       <w:color w:val="1A1A1A"/>
-                      <w:sz w:val="20"/>
+                      <w:sz w:val="22"/>
                       <w:szCs w:val="20"/>
                     </w:rPr>
                     <w:t xml:space="preserve"> mi²</w:t>
@@ -1353,10 +1357,28 @@
                       <w:rFonts w:ascii="Avenir Next" w:hAnsi="Avenir Next" w:cs="Avenir Next" w:eastAsia="Avenir Next"/>
                       <w:b/>
                       <w:color w:val="003A70"/>
+                      <w:sz w:val="22"/>
+                      <w:szCs w:val="20"/>
+                    </w:rPr>
+                    <w:t xml:space="preserve">c.</w:t>
+                  </w:r>
+                  <w:r>
+                    <w:rPr>
+                      <w:rFonts w:ascii="Avenir Next" w:hAnsi="Avenir Next" w:cs="Avenir Next" w:eastAsia="Avenir Next"/>
+                      <w:color w:val="1A1A1A"/>
                       <w:sz w:val="20"/>
                       <w:szCs w:val="20"/>
                     </w:rPr>
-                    <w:t xml:space="preserve">c.</w:t>
+                    <w:tab/>
+                  </w:r>
+                  <w:r>
+                    <w:rPr>
+                      <w:rFonts w:ascii="Avenir Next" w:hAnsi="Avenir Next" w:cs="Avenir Next" w:eastAsia="Avenir Next"/>
+                      <w:color w:val="1A1A1A"/>
+                      <w:sz w:val="22"/>
+                      <w:szCs w:val="20"/>
+                    </w:rPr>
+                    <w:t xml:space="preserve">Two copies make a rectangle. How long is it?</w:t>
                   </w:r>
                   <w:r>
                     <w:rPr>
@@ -1365,7 +1387,7 @@
                       <w:sz w:val="20"/>
                       <w:szCs w:val="20"/>
                     </w:rPr>
-                    <w:tab/>
+                    <w:t xml:space="preserve">  </w:t>
                   </w:r>
                   <w:r>
                     <w:rPr>
@@ -1373,24 +1395,6 @@
                       <w:color w:val="1A1A1A"/>
                       <w:sz w:val="20"/>
                       <w:szCs w:val="20"/>
-                    </w:rPr>
-                    <w:t xml:space="preserve">Two copies make a rectangle. How long is it?</w:t>
-                  </w:r>
-                  <w:r>
-                    <w:rPr>
-                      <w:rFonts w:ascii="Avenir Next" w:hAnsi="Avenir Next" w:cs="Avenir Next" w:eastAsia="Avenir Next"/>
-                      <w:color w:val="1A1A1A"/>
-                      <w:sz w:val="20"/>
-                      <w:szCs w:val="20"/>
-                    </w:rPr>
-                    <w:t xml:space="preserve">  </w:t>
-                  </w:r>
-                  <w:r>
-                    <w:rPr>
-                      <w:rFonts w:ascii="Avenir Next" w:hAnsi="Avenir Next" w:cs="Avenir Next" w:eastAsia="Avenir Next"/>
-                      <w:color w:val="1A1A1A"/>
-                      <w:sz w:val="20"/>
-                      <w:szCs w:val="20"/>
                       <w:u w:val="single"/>
                     </w:rPr>
                     <w:t xml:space="preserve">                </w:t>
@@ -1399,7 +1403,7 @@
                     <w:rPr>
                       <w:rFonts w:ascii="Avenir Next" w:hAnsi="Avenir Next" w:cs="Avenir Next" w:eastAsia="Avenir Next"/>
                       <w:color w:val="1A1A1A"/>
-                      <w:sz w:val="20"/>
+                      <w:sz w:val="22"/>
                       <w:szCs w:val="20"/>
                     </w:rPr>
                     <w:t xml:space="preserve"> mi</w:t>
@@ -1420,7 +1424,7 @@
                     <w:drawing>
                       <wp:inline distT="0" distB="0" distL="0" distR="0">
                         <wp:extent cx="1463040" cy="814110"/>
-                        <wp:docPr id="1" name="Figure 1"/>
+                        <wp:docPr id="1" name="Figure 1" descr="Right trapezoid. Dims: top: 18 mi; base: 30 mi; height: 12 mi."/>
                         <a:graphic xmlns:a="http://schemas.openxmlformats.org/drawingml/2006/main">
                           <a:graphicData uri="http://schemas.openxmlformats.org/drawingml/2006/picture">
                             <pic:pic xmlns:pic="http://schemas.openxmlformats.org/drawingml/2006/picture">
@@ -1455,7 +1459,7 @@
           </w:tbl>
           <w:p>
             <w:pPr>
-              <w:spacing w:before="0" w:after="0" w:line="24" w:lineRule="auto"/>
+              <w:spacing w:before="0" w:after="0" w:line="50" w:lineRule="exact"/>
             </w:pPr>
           </w:p>
         </w:tc>
@@ -1463,12 +1467,12 @@
     </w:tbl>
     <w:p>
       <w:pPr>
-        <w:spacing w:before="0" w:after="0" w:line="20" w:lineRule="exact"/>
+        <w:spacing w:before="0" w:after="0" w:line="50" w:lineRule="exact"/>
       </w:pPr>
     </w:p>
     <w:p>
       <w:pPr>
-        <w:spacing w:before="0" w:after="0" w:line="20" w:lineRule="exact"/>
+        <w:spacing w:before="0" w:after="0" w:line="50" w:lineRule="exact"/>
       </w:pPr>
     </w:p>
     <w:tbl>
@@ -1552,18 +1556,18 @@
                       <w:rFonts w:ascii="Avenir Next" w:hAnsi="Avenir Next" w:cs="Avenir Next" w:eastAsia="Avenir Next"/>
                       <w:b/>
                       <w:color w:val="1A1A1A"/>
+                      <w:sz w:val="22"/>
+                      <w:szCs w:val="20"/>
+                    </w:rPr>
+                    <w:t xml:space="preserve">3.</w:t>
+                  </w:r>
+                  <w:r>
+                    <w:rPr>
+                      <w:rFonts w:ascii="Avenir Next" w:hAnsi="Avenir Next" w:cs="Avenir Next" w:eastAsia="Avenir Next"/>
+                      <w:color w:val="1A1A1A"/>
                       <w:sz w:val="20"/>
                       <w:szCs w:val="20"/>
                     </w:rPr>
-                    <w:t xml:space="preserve">3.</w:t>
-                  </w:r>
-                  <w:r>
-                    <w:rPr>
-                      <w:rFonts w:ascii="Avenir Next" w:hAnsi="Avenir Next" w:cs="Avenir Next" w:eastAsia="Avenir Next"/>
-                      <w:color w:val="1A1A1A"/>
-                      <w:sz w:val="20"/>
-                      <w:szCs w:val="20"/>
-                    </w:rPr>
                     <w:tab/>
                   </w:r>
                   <w:r>
@@ -1571,7 +1575,7 @@
                       <w:rFonts w:ascii="Avenir Next" w:hAnsi="Avenir Next" w:cs="Avenir Next" w:eastAsia="Avenir Next"/>
                       <w:b/>
                       <w:color w:val="1A1A1A"/>
-                      <w:sz w:val="20"/>
+                      <w:sz w:val="22"/>
                       <w:szCs w:val="20"/>
                     </w:rPr>
                     <w:t xml:space="preserve">Table Runner.  </w:t>
@@ -1580,7 +1584,7 @@
                     <w:rPr>
                       <w:rFonts w:ascii="Avenir Next" w:hAnsi="Avenir Next" w:cs="Avenir Next" w:eastAsia="Avenir Next"/>
                       <w:color w:val="1A1A1A"/>
-                      <w:sz w:val="20"/>
+                      <w:sz w:val="22"/>
                       <w:szCs w:val="20"/>
                     </w:rPr>
                     <w:t xml:space="preserve">A table runner has the trapezoid shape shown. Find its area.</w:t>
@@ -1588,7 +1592,7 @@
                 </w:p>
                 <w:p>
                   <w:pPr>
-                    <w:spacing w:before="0" w:after="0" w:line="60" w:lineRule="auto"/>
+                    <w:spacing w:before="0" w:after="0" w:line="50" w:lineRule="exact"/>
                   </w:pPr>
                 </w:p>
                 <w:tbl>
@@ -1657,25 +1661,25 @@
                       <w:rFonts w:ascii="Avenir Next" w:hAnsi="Avenir Next" w:cs="Avenir Next" w:eastAsia="Avenir Next"/>
                       <w:b/>
                       <w:color w:val="1A1A1A"/>
+                      <w:sz w:val="22"/>
+                      <w:szCs w:val="18"/>
+                    </w:rPr>
+                    <w:t xml:space="preserve">Answer</w:t>
+                  </w:r>
+                  <w:r>
+                    <w:rPr>
+                      <w:rFonts w:ascii="Avenir Next" w:hAnsi="Avenir Next" w:cs="Avenir Next" w:eastAsia="Avenir Next"/>
+                      <w:color w:val="1A1A1A"/>
                       <w:sz w:val="18"/>
                       <w:szCs w:val="18"/>
                     </w:rPr>
-                    <w:t xml:space="preserve">Answer</w:t>
-                  </w:r>
-                  <w:r>
-                    <w:rPr>
-                      <w:rFonts w:ascii="Avenir Next" w:hAnsi="Avenir Next" w:cs="Avenir Next" w:eastAsia="Avenir Next"/>
-                      <w:color w:val="1A1A1A"/>
-                      <w:sz w:val="18"/>
-                      <w:szCs w:val="18"/>
-                    </w:rPr>
                     <w:tab/>
                   </w:r>
                   <w:r>
                     <w:rPr>
                       <w:rFonts w:ascii="Avenir Next" w:hAnsi="Avenir Next" w:cs="Avenir Next" w:eastAsia="Avenir Next"/>
                       <w:color w:val="1A1A1A"/>
-                      <w:sz w:val="18"/>
+                      <w:sz w:val="22"/>
                       <w:szCs w:val="18"/>
                     </w:rPr>
                     <w:t xml:space="preserve">  in²</w:t>
@@ -1696,7 +1700,7 @@
                     <w:drawing>
                       <wp:inline distT="0" distB="0" distL="0" distR="0">
                         <wp:extent cx="1371600" cy="763229"/>
-                        <wp:docPr id="2" name="Figure 2"/>
+                        <wp:docPr id="2" name="Figure 2" descr="Trapezoid. Dims: top: 16 in; base: 24 in; height: 13 in."/>
                         <a:graphic xmlns:a="http://schemas.openxmlformats.org/drawingml/2006/main">
                           <a:graphicData uri="http://schemas.openxmlformats.org/drawingml/2006/picture">
                             <pic:pic xmlns:pic="http://schemas.openxmlformats.org/drawingml/2006/picture">
@@ -1731,7 +1735,7 @@
           </w:tbl>
           <w:p>
             <w:pPr>
-              <w:spacing w:before="0" w:after="0" w:line="24" w:lineRule="auto"/>
+              <w:spacing w:before="0" w:after="0" w:line="50" w:lineRule="exact"/>
             </w:pPr>
           </w:p>
         </w:tc>
@@ -1739,12 +1743,12 @@
     </w:tbl>
     <w:p>
       <w:pPr>
-        <w:spacing w:before="0" w:after="0" w:line="20" w:lineRule="exact"/>
+        <w:spacing w:before="0" w:after="0" w:line="50" w:lineRule="exact"/>
       </w:pPr>
     </w:p>
     <w:p>
       <w:pPr>
-        <w:spacing w:before="0" w:after="0" w:line="20" w:lineRule="exact"/>
+        <w:spacing w:before="0" w:after="0" w:line="50" w:lineRule="exact"/>
       </w:pPr>
     </w:p>
     <w:tbl>
@@ -1795,43 +1799,43 @@
                 <w:rFonts w:ascii="Avenir Next" w:hAnsi="Avenir Next" w:cs="Avenir Next" w:eastAsia="Avenir Next"/>
                 <w:b/>
                 <w:color w:val="1A1A1A"/>
+                <w:sz w:val="22"/>
+                <w:szCs w:val="20"/>
+              </w:rPr>
+              <w:t xml:space="preserve">4.</w:t>
+            </w:r>
+            <w:r>
+              <w:rPr>
+                <w:rFonts w:ascii="Avenir Next" w:hAnsi="Avenir Next" w:cs="Avenir Next" w:eastAsia="Avenir Next"/>
+                <w:color w:val="1A1A1A"/>
                 <w:sz w:val="20"/>
                 <w:szCs w:val="20"/>
               </w:rPr>
-              <w:t xml:space="preserve">4.</w:t>
-            </w:r>
-            <w:r>
-              <w:rPr>
-                <w:rFonts w:ascii="Avenir Next" w:hAnsi="Avenir Next" w:cs="Avenir Next" w:eastAsia="Avenir Next"/>
-                <w:color w:val="1A1A1A"/>
-                <w:sz w:val="20"/>
+              <w:tab/>
+            </w:r>
+            <w:r>
+              <w:rPr>
+                <w:rFonts w:ascii="Avenir Next" w:hAnsi="Avenir Next" w:cs="Avenir Next" w:eastAsia="Avenir Next"/>
+                <w:b/>
+                <w:color w:val="1A1A1A"/>
+                <w:sz w:val="22"/>
                 <w:szCs w:val="20"/>
               </w:rPr>
-              <w:tab/>
-            </w:r>
-            <w:r>
-              <w:rPr>
-                <w:rFonts w:ascii="Avenir Next" w:hAnsi="Avenir Next" w:cs="Avenir Next" w:eastAsia="Avenir Next"/>
-                <w:b/>
-                <w:color w:val="1A1A1A"/>
-                <w:sz w:val="20"/>
+              <w:t xml:space="preserve">Sidewalk Panel.  </w:t>
+            </w:r>
+            <w:r>
+              <w:rPr>
+                <w:rFonts w:ascii="Avenir Next" w:hAnsi="Avenir Next" w:cs="Avenir Next" w:eastAsia="Avenir Next"/>
+                <w:color w:val="1A1A1A"/>
+                <w:sz w:val="22"/>
                 <w:szCs w:val="20"/>
               </w:rPr>
-              <w:t xml:space="preserve">Sidewalk Panel.  </w:t>
-            </w:r>
-            <w:r>
-              <w:rPr>
-                <w:rFonts w:ascii="Avenir Next" w:hAnsi="Avenir Next" w:cs="Avenir Next" w:eastAsia="Avenir Next"/>
-                <w:color w:val="1A1A1A"/>
-                <w:sz w:val="20"/>
-                <w:szCs w:val="20"/>
-              </w:rPr>
               <w:t xml:space="preserve">A sidewalk panel is a trapezoid with parallel sides 6 m and 18 m and a height of 9 m. Find its area.</w:t>
             </w:r>
           </w:p>
           <w:p>
             <w:pPr>
-              <w:spacing w:before="0" w:after="0" w:line="60" w:lineRule="auto"/>
+              <w:spacing w:before="0" w:after="0" w:line="50" w:lineRule="exact"/>
             </w:pPr>
           </w:p>
           <w:tbl>
@@ -1900,25 +1904,25 @@
                 <w:rFonts w:ascii="Avenir Next" w:hAnsi="Avenir Next" w:cs="Avenir Next" w:eastAsia="Avenir Next"/>
                 <w:b/>
                 <w:color w:val="1A1A1A"/>
+                <w:sz w:val="22"/>
+                <w:szCs w:val="18"/>
+              </w:rPr>
+              <w:t xml:space="preserve">Answer</w:t>
+            </w:r>
+            <w:r>
+              <w:rPr>
+                <w:rFonts w:ascii="Avenir Next" w:hAnsi="Avenir Next" w:cs="Avenir Next" w:eastAsia="Avenir Next"/>
+                <w:color w:val="1A1A1A"/>
                 <w:sz w:val="18"/>
                 <w:szCs w:val="18"/>
               </w:rPr>
-              <w:t xml:space="preserve">Answer</w:t>
-            </w:r>
-            <w:r>
-              <w:rPr>
-                <w:rFonts w:ascii="Avenir Next" w:hAnsi="Avenir Next" w:cs="Avenir Next" w:eastAsia="Avenir Next"/>
-                <w:color w:val="1A1A1A"/>
-                <w:sz w:val="18"/>
-                <w:szCs w:val="18"/>
-              </w:rPr>
               <w:tab/>
             </w:r>
             <w:r>
               <w:rPr>
                 <w:rFonts w:ascii="Avenir Next" w:hAnsi="Avenir Next" w:cs="Avenir Next" w:eastAsia="Avenir Next"/>
                 <w:color w:val="1A1A1A"/>
-                <w:sz w:val="18"/>
+                <w:sz w:val="22"/>
                 <w:szCs w:val="18"/>
               </w:rPr>
               <w:t xml:space="preserve">  m²</w:t>
@@ -1944,35 +1948,35 @@
                 <w:rFonts w:ascii="Avenir Next" w:hAnsi="Avenir Next" w:cs="Avenir Next" w:eastAsia="Avenir Next"/>
                 <w:b/>
                 <w:color w:val="1A1A1A"/>
+                <w:sz w:val="22"/>
+                <w:szCs w:val="20"/>
+              </w:rPr>
+              <w:t xml:space="preserve">5.</w:t>
+            </w:r>
+            <w:r>
+              <w:rPr>
+                <w:rFonts w:ascii="Avenir Next" w:hAnsi="Avenir Next" w:cs="Avenir Next" w:eastAsia="Avenir Next"/>
+                <w:color w:val="1A1A1A"/>
                 <w:sz w:val="20"/>
                 <w:szCs w:val="20"/>
               </w:rPr>
-              <w:t xml:space="preserve">5.</w:t>
-            </w:r>
-            <w:r>
-              <w:rPr>
-                <w:rFonts w:ascii="Avenir Next" w:hAnsi="Avenir Next" w:cs="Avenir Next" w:eastAsia="Avenir Next"/>
-                <w:color w:val="1A1A1A"/>
-                <w:sz w:val="20"/>
+              <w:tab/>
+            </w:r>
+            <w:r>
+              <w:rPr>
+                <w:rFonts w:ascii="Avenir Next" w:hAnsi="Avenir Next" w:cs="Avenir Next" w:eastAsia="Avenir Next"/>
+                <w:b/>
+                <w:color w:val="1A1A1A"/>
+                <w:sz w:val="22"/>
                 <w:szCs w:val="20"/>
               </w:rPr>
-              <w:tab/>
-            </w:r>
-            <w:r>
-              <w:rPr>
-                <w:rFonts w:ascii="Avenir Next" w:hAnsi="Avenir Next" w:cs="Avenir Next" w:eastAsia="Avenir Next"/>
-                <w:b/>
-                <w:color w:val="1A1A1A"/>
-                <w:sz w:val="20"/>
-                <w:szCs w:val="20"/>
-              </w:rPr>
               <w:t xml:space="preserve">Marcus’s Answer.  </w:t>
             </w:r>
             <w:r>
               <w:rPr>
                 <w:rFonts w:ascii="Avenir Next" w:hAnsi="Avenir Next" w:cs="Avenir Next" w:eastAsia="Avenir Next"/>
                 <w:color w:val="1A1A1A"/>
-                <w:sz w:val="20"/>
+                <w:sz w:val="22"/>
                 <w:szCs w:val="20"/>
               </w:rPr>
               <w:t xml:space="preserve">A trapezoid has bases 13 cm and 19 cm and a height of 15 cm. Marcus says its area is 480 cm². Is Marcus right?</w:t>
@@ -1989,7 +1993,7 @@
                 <w:rFonts w:ascii="Avenir Next" w:hAnsi="Avenir Next" w:cs="Avenir Next" w:eastAsia="Avenir Next"/>
                 <w:b/>
                 <w:color w:val="003A70"/>
-                <w:sz w:val="17"/>
+                <w:sz w:val="22"/>
                 <w:szCs w:val="17"/>
               </w:rPr>
               <w:t xml:space="preserve">Hint  </w:t>
@@ -1999,7 +2003,7 @@
                 <w:rFonts w:ascii="Avenir Next" w:hAnsi="Avenir Next" w:cs="Avenir Next" w:eastAsia="Avenir Next"/>
                 <w:i/>
                 <w:color w:val="5A5F66"/>
-                <w:sz w:val="17"/>
+                <w:sz w:val="22"/>
                 <w:szCs w:val="17"/>
               </w:rPr>
               <w:t xml:space="preserve">Check each step of the formula. Was a step skipped?</w:t>
@@ -2007,7 +2011,7 @@
           </w:p>
           <w:p>
             <w:pPr>
-              <w:spacing w:before="0" w:after="0" w:line="60" w:lineRule="auto"/>
+              <w:spacing w:before="0" w:after="0" w:line="50" w:lineRule="exact"/>
             </w:pPr>
           </w:p>
           <w:tbl>
@@ -2076,25 +2080,25 @@
                 <w:rFonts w:ascii="Avenir Next" w:hAnsi="Avenir Next" w:cs="Avenir Next" w:eastAsia="Avenir Next"/>
                 <w:b/>
                 <w:color w:val="1A1A1A"/>
+                <w:sz w:val="22"/>
+                <w:szCs w:val="18"/>
+              </w:rPr>
+              <w:t xml:space="preserve">Answer</w:t>
+            </w:r>
+            <w:r>
+              <w:rPr>
+                <w:rFonts w:ascii="Avenir Next" w:hAnsi="Avenir Next" w:cs="Avenir Next" w:eastAsia="Avenir Next"/>
+                <w:color w:val="1A1A1A"/>
                 <w:sz w:val="18"/>
                 <w:szCs w:val="18"/>
               </w:rPr>
-              <w:t xml:space="preserve">Answer</w:t>
-            </w:r>
-            <w:r>
-              <w:rPr>
-                <w:rFonts w:ascii="Avenir Next" w:hAnsi="Avenir Next" w:cs="Avenir Next" w:eastAsia="Avenir Next"/>
-                <w:color w:val="1A1A1A"/>
-                <w:sz w:val="18"/>
-                <w:szCs w:val="18"/>
-              </w:rPr>
               <w:tab/>
             </w:r>
             <w:r>
               <w:rPr>
                 <w:rFonts w:ascii="Avenir Next" w:hAnsi="Avenir Next" w:cs="Avenir Next" w:eastAsia="Avenir Next"/>
                 <w:color w:val="1A1A1A"/>
-                <w:sz w:val="18"/>
+                <w:sz w:val="22"/>
                 <w:szCs w:val="18"/>
               </w:rPr>
               <w:t xml:space="preserve">  cm²</w:t>
@@ -2105,12 +2109,12 @@
     </w:tbl>
     <w:p>
       <w:pPr>
-        <w:spacing w:before="0" w:after="0" w:line="20" w:lineRule="exact"/>
+        <w:spacing w:before="0" w:after="0" w:line="50" w:lineRule="exact"/>
       </w:pPr>
     </w:p>
     <w:p>
       <w:pPr>
-        <w:spacing w:before="0" w:after="0" w:line="20" w:lineRule="exact"/>
+        <w:spacing w:before="0" w:after="0" w:line="50" w:lineRule="exact"/>
       </w:pPr>
     </w:p>
     <w:tbl>
@@ -2160,35 +2164,35 @@
                 <w:rFonts w:ascii="Avenir Next" w:hAnsi="Avenir Next" w:cs="Avenir Next" w:eastAsia="Avenir Next"/>
                 <w:b/>
                 <w:color w:val="1A1A1A"/>
+                <w:sz w:val="22"/>
+                <w:szCs w:val="20"/>
+              </w:rPr>
+              <w:t xml:space="preserve">6.</w:t>
+            </w:r>
+            <w:r>
+              <w:rPr>
+                <w:rFonts w:ascii="Avenir Next" w:hAnsi="Avenir Next" w:cs="Avenir Next" w:eastAsia="Avenir Next"/>
+                <w:color w:val="1A1A1A"/>
                 <w:sz w:val="20"/>
                 <w:szCs w:val="20"/>
               </w:rPr>
-              <w:t xml:space="preserve">6.</w:t>
-            </w:r>
-            <w:r>
-              <w:rPr>
-                <w:rFonts w:ascii="Avenir Next" w:hAnsi="Avenir Next" w:cs="Avenir Next" w:eastAsia="Avenir Next"/>
-                <w:color w:val="1A1A1A"/>
-                <w:sz w:val="20"/>
+              <w:tab/>
+            </w:r>
+            <w:r>
+              <w:rPr>
+                <w:rFonts w:ascii="Avenir Next" w:hAnsi="Avenir Next" w:cs="Avenir Next" w:eastAsia="Avenir Next"/>
+                <w:b/>
+                <w:color w:val="1A1A1A"/>
+                <w:sz w:val="22"/>
                 <w:szCs w:val="20"/>
               </w:rPr>
-              <w:tab/>
-            </w:r>
-            <w:r>
-              <w:rPr>
-                <w:rFonts w:ascii="Avenir Next" w:hAnsi="Avenir Next" w:cs="Avenir Next" w:eastAsia="Avenir Next"/>
-                <w:b/>
-                <w:color w:val="1A1A1A"/>
-                <w:sz w:val="20"/>
-                <w:szCs w:val="20"/>
-              </w:rPr>
               <w:t xml:space="preserve">Pool Cover.  </w:t>
             </w:r>
             <w:r>
               <w:rPr>
                 <w:rFonts w:ascii="Avenir Next" w:hAnsi="Avenir Next" w:cs="Avenir Next" w:eastAsia="Avenir Next"/>
                 <w:color w:val="1A1A1A"/>
-                <w:sz w:val="20"/>
+                <w:sz w:val="22"/>
                 <w:szCs w:val="20"/>
               </w:rPr>
               <w:t xml:space="preserve">Bases 18 ft and 26 ft, height 10 ft. Fabric costs $3 per ft². Find the area and cost.</w:t>
@@ -2205,7 +2209,7 @@
                 <w:rFonts w:ascii="Avenir Next" w:hAnsi="Avenir Next" w:cs="Avenir Next" w:eastAsia="Avenir Next"/>
                 <w:b/>
                 <w:color w:val="003A70"/>
-                <w:sz w:val="17"/>
+                <w:sz w:val="22"/>
                 <w:szCs w:val="17"/>
               </w:rPr>
               <w:t xml:space="preserve">Hint  </w:t>
@@ -2215,7 +2219,7 @@
                 <w:rFonts w:ascii="Avenir Next" w:hAnsi="Avenir Next" w:cs="Avenir Next" w:eastAsia="Avenir Next"/>
                 <w:i/>
                 <w:color w:val="5A5F66"/>
-                <w:sz w:val="17"/>
+                <w:sz w:val="22"/>
                 <w:szCs w:val="17"/>
               </w:rPr>
               <w:t xml:space="preserve">Find the area first. Then multiply by the price.</w:t>
@@ -2223,7 +2227,7 @@
           </w:p>
           <w:p>
             <w:pPr>
-              <w:spacing w:before="0" w:after="0" w:line="60" w:lineRule="auto"/>
+              <w:spacing w:before="0" w:after="0" w:line="50" w:lineRule="exact"/>
             </w:pPr>
           </w:p>
           <w:tbl>
@@ -2292,7 +2296,7 @@
                 <w:rFonts w:ascii="Avenir Next" w:hAnsi="Avenir Next" w:cs="Avenir Next" w:eastAsia="Avenir Next"/>
                 <w:b/>
                 <w:color w:val="1A1A1A"/>
-                <w:sz w:val="18"/>
+                <w:sz w:val="22"/>
                 <w:szCs w:val="18"/>
               </w:rPr>
               <w:t xml:space="preserve">Area, cost</w:t>
@@ -2312,12 +2316,12 @@
     </w:tbl>
     <w:p>
       <w:pPr>
-        <w:spacing w:before="0" w:after="0" w:line="20" w:lineRule="exact"/>
+        <w:spacing w:before="0" w:after="0" w:line="50" w:lineRule="exact"/>
       </w:pPr>
     </w:p>
     <w:p>
       <w:pPr>
-        <w:spacing w:before="0" w:after="0" w:line="20" w:lineRule="exact"/>
+        <w:spacing w:before="0" w:after="0" w:line="50" w:lineRule="exact"/>
       </w:pPr>
     </w:p>
     <w:tbl>
@@ -2367,35 +2371,35 @@
                 <w:rFonts w:ascii="Avenir Next" w:hAnsi="Avenir Next" w:cs="Avenir Next" w:eastAsia="Avenir Next"/>
                 <w:b/>
                 <w:color w:val="1A1A1A"/>
+                <w:sz w:val="22"/>
+                <w:szCs w:val="20"/>
+              </w:rPr>
+              <w:t xml:space="preserve">7.</w:t>
+            </w:r>
+            <w:r>
+              <w:rPr>
+                <w:rFonts w:ascii="Avenir Next" w:hAnsi="Avenir Next" w:cs="Avenir Next" w:eastAsia="Avenir Next"/>
+                <w:color w:val="1A1A1A"/>
                 <w:sz w:val="20"/>
                 <w:szCs w:val="20"/>
               </w:rPr>
-              <w:t xml:space="preserve">7.</w:t>
-            </w:r>
-            <w:r>
-              <w:rPr>
-                <w:rFonts w:ascii="Avenir Next" w:hAnsi="Avenir Next" w:cs="Avenir Next" w:eastAsia="Avenir Next"/>
-                <w:color w:val="1A1A1A"/>
-                <w:sz w:val="20"/>
+              <w:tab/>
+            </w:r>
+            <w:r>
+              <w:rPr>
+                <w:rFonts w:ascii="Avenir Next" w:hAnsi="Avenir Next" w:cs="Avenir Next" w:eastAsia="Avenir Next"/>
+                <w:b/>
+                <w:color w:val="1A1A1A"/>
+                <w:sz w:val="22"/>
                 <w:szCs w:val="20"/>
               </w:rPr>
-              <w:tab/>
-            </w:r>
-            <w:r>
-              <w:rPr>
-                <w:rFonts w:ascii="Avenir Next" w:hAnsi="Avenir Next" w:cs="Avenir Next" w:eastAsia="Avenir Next"/>
-                <w:b/>
-                <w:color w:val="1A1A1A"/>
-                <w:sz w:val="20"/>
-                <w:szCs w:val="20"/>
-              </w:rPr>
               <w:t xml:space="preserve">Two Signs.  </w:t>
             </w:r>
             <w:r>
               <w:rPr>
                 <w:rFonts w:ascii="Avenir Next" w:hAnsi="Avenir Next" w:cs="Avenir Next" w:eastAsia="Avenir Next"/>
                 <w:color w:val="1A1A1A"/>
-                <w:sz w:val="20"/>
+                <w:sz w:val="22"/>
                 <w:szCs w:val="20"/>
               </w:rPr>
               <w:t xml:space="preserve">Sign M has bases 8 cm and 28 cm. Sign N has bases 12 cm and 24 cm. Both are 7 cm tall. Find each area. What do you notice?</w:t>
@@ -2412,7 +2416,7 @@
                 <w:rFonts w:ascii="Avenir Next" w:hAnsi="Avenir Next" w:cs="Avenir Next" w:eastAsia="Avenir Next"/>
                 <w:b/>
                 <w:color w:val="003A70"/>
-                <w:sz w:val="17"/>
+                <w:sz w:val="22"/>
                 <w:szCs w:val="17"/>
               </w:rPr>
               <w:t xml:space="preserve">Hint  </w:t>
@@ -2422,7 +2426,7 @@
                 <w:rFonts w:ascii="Avenir Next" w:hAnsi="Avenir Next" w:cs="Avenir Next" w:eastAsia="Avenir Next"/>
                 <w:i/>
                 <w:color w:val="5A5F66"/>
-                <w:sz w:val="17"/>
+                <w:sz w:val="22"/>
                 <w:szCs w:val="17"/>
               </w:rPr>
               <w:t xml:space="preserve">Compare the sums of the bases.</w:t>
@@ -2430,7 +2434,7 @@
           </w:p>
           <w:p>
             <w:pPr>
-              <w:spacing w:before="0" w:after="0" w:line="60" w:lineRule="auto"/>
+              <w:spacing w:before="0" w:after="0" w:line="50" w:lineRule="exact"/>
             </w:pPr>
           </w:p>
           <w:tbl>
@@ -2499,7 +2503,7 @@
                 <w:rFonts w:ascii="Avenir Next" w:hAnsi="Avenir Next" w:cs="Avenir Next" w:eastAsia="Avenir Next"/>
                 <w:b/>
                 <w:color w:val="1A1A1A"/>
-                <w:sz w:val="18"/>
+                <w:sz w:val="22"/>
                 <w:szCs w:val="18"/>
               </w:rPr>
               <w:t xml:space="preserve">Notice</w:t>
@@ -2519,12 +2523,12 @@
     </w:tbl>
     <w:p>
       <w:pPr>
-        <w:spacing w:before="0" w:after="0" w:line="20" w:lineRule="exact"/>
+        <w:spacing w:before="0" w:after="0" w:line="50" w:lineRule="exact"/>
       </w:pPr>
     </w:p>
     <w:p>
       <w:pPr>
-        <w:spacing w:before="0" w:after="0" w:line="20" w:lineRule="exact"/>
+        <w:spacing w:before="0" w:after="0" w:line="50" w:lineRule="exact"/>
       </w:pPr>
     </w:p>
     <w:tbl>
@@ -2574,35 +2578,35 @@
                 <w:rFonts w:ascii="Avenir Next" w:hAnsi="Avenir Next" w:cs="Avenir Next" w:eastAsia="Avenir Next"/>
                 <w:b/>
                 <w:color w:val="1A1A1A"/>
+                <w:sz w:val="22"/>
+                <w:szCs w:val="20"/>
+              </w:rPr>
+              <w:t xml:space="preserve">8.</w:t>
+            </w:r>
+            <w:r>
+              <w:rPr>
+                <w:rFonts w:ascii="Avenir Next" w:hAnsi="Avenir Next" w:cs="Avenir Next" w:eastAsia="Avenir Next"/>
+                <w:color w:val="1A1A1A"/>
                 <w:sz w:val="20"/>
                 <w:szCs w:val="20"/>
               </w:rPr>
-              <w:t xml:space="preserve">8.</w:t>
-            </w:r>
-            <w:r>
-              <w:rPr>
-                <w:rFonts w:ascii="Avenir Next" w:hAnsi="Avenir Next" w:cs="Avenir Next" w:eastAsia="Avenir Next"/>
-                <w:color w:val="1A1A1A"/>
-                <w:sz w:val="20"/>
+              <w:tab/>
+            </w:r>
+            <w:r>
+              <w:rPr>
+                <w:rFonts w:ascii="Avenir Next" w:hAnsi="Avenir Next" w:cs="Avenir Next" w:eastAsia="Avenir Next"/>
+                <w:b/>
+                <w:color w:val="1A1A1A"/>
+                <w:sz w:val="22"/>
                 <w:szCs w:val="20"/>
               </w:rPr>
-              <w:tab/>
-            </w:r>
-            <w:r>
-              <w:rPr>
-                <w:rFonts w:ascii="Avenir Next" w:hAnsi="Avenir Next" w:cs="Avenir Next" w:eastAsia="Avenir Next"/>
-                <w:b/>
-                <w:color w:val="1A1A1A"/>
-                <w:sz w:val="20"/>
-                <w:szCs w:val="20"/>
-              </w:rPr>
               <w:t xml:space="preserve">Missing Base.  </w:t>
             </w:r>
             <w:r>
               <w:rPr>
                 <w:rFonts w:ascii="Avenir Next" w:hAnsi="Avenir Next" w:cs="Avenir Next" w:eastAsia="Avenir Next"/>
                 <w:color w:val="1A1A1A"/>
-                <w:sz w:val="20"/>
+                <w:sz w:val="22"/>
                 <w:szCs w:val="20"/>
               </w:rPr>
               <w:t xml:space="preserve">A trapezoid has an area of 90 m² and a height of 6 m. One base is 11 m.</w:t>
@@ -2619,7 +2623,7 @@
                 <w:rFonts w:ascii="Avenir Next" w:hAnsi="Avenir Next" w:cs="Avenir Next" w:eastAsia="Avenir Next"/>
                 <w:b/>
                 <w:color w:val="003A70"/>
-                <w:sz w:val="17"/>
+                <w:sz w:val="22"/>
                 <w:szCs w:val="17"/>
               </w:rPr>
               <w:t xml:space="preserve">Hint  </w:t>
@@ -2629,7 +2633,7 @@
                 <w:rFonts w:ascii="Avenir Next" w:hAnsi="Avenir Next" w:cs="Avenir Next" w:eastAsia="Avenir Next"/>
                 <w:i/>
                 <w:color w:val="5A5F66"/>
-                <w:sz w:val="17"/>
+                <w:sz w:val="22"/>
                 <w:szCs w:val="17"/>
               </w:rPr>
               <w:t xml:space="preserve">Double the area, then divide by the height.</w:t>
@@ -2649,25 +2653,25 @@
                 <w:rFonts w:ascii="Avenir Next" w:hAnsi="Avenir Next" w:cs="Avenir Next" w:eastAsia="Avenir Next"/>
                 <w:b/>
                 <w:color w:val="003A70"/>
+                <w:sz w:val="22"/>
+                <w:szCs w:val="20"/>
+              </w:rPr>
+              <w:t xml:space="preserve">a.</w:t>
+            </w:r>
+            <w:r>
+              <w:rPr>
+                <w:rFonts w:ascii="Avenir Next" w:hAnsi="Avenir Next" w:cs="Avenir Next" w:eastAsia="Avenir Next"/>
+                <w:color w:val="1A1A1A"/>
                 <w:sz w:val="20"/>
                 <w:szCs w:val="20"/>
               </w:rPr>
-              <w:t xml:space="preserve">a.</w:t>
-            </w:r>
-            <w:r>
-              <w:rPr>
-                <w:rFonts w:ascii="Avenir Next" w:hAnsi="Avenir Next" w:cs="Avenir Next" w:eastAsia="Avenir Next"/>
-                <w:color w:val="1A1A1A"/>
-                <w:sz w:val="20"/>
-                <w:szCs w:val="20"/>
-              </w:rPr>
               <w:tab/>
             </w:r>
             <w:r>
               <w:rPr>
                 <w:rFonts w:ascii="Avenir Next" w:hAnsi="Avenir Next" w:cs="Avenir Next" w:eastAsia="Avenir Next"/>
                 <w:color w:val="1A1A1A"/>
-                <w:sz w:val="20"/>
+                <w:sz w:val="22"/>
                 <w:szCs w:val="20"/>
               </w:rPr>
               <w:t xml:space="preserve">What is the sum of the two bases?</w:t>
@@ -2695,7 +2699,7 @@
               <w:rPr>
                 <w:rFonts w:ascii="Avenir Next" w:hAnsi="Avenir Next" w:cs="Avenir Next" w:eastAsia="Avenir Next"/>
                 <w:color w:val="1A1A1A"/>
-                <w:sz w:val="20"/>
+                <w:sz w:val="22"/>
                 <w:szCs w:val="20"/>
               </w:rPr>
               <w:t xml:space="preserve"> m</w:t>
@@ -2715,25 +2719,25 @@
                 <w:rFonts w:ascii="Avenir Next" w:hAnsi="Avenir Next" w:cs="Avenir Next" w:eastAsia="Avenir Next"/>
                 <w:b/>
                 <w:color w:val="003A70"/>
+                <w:sz w:val="22"/>
+                <w:szCs w:val="20"/>
+              </w:rPr>
+              <w:t xml:space="preserve">b.</w:t>
+            </w:r>
+            <w:r>
+              <w:rPr>
+                <w:rFonts w:ascii="Avenir Next" w:hAnsi="Avenir Next" w:cs="Avenir Next" w:eastAsia="Avenir Next"/>
+                <w:color w:val="1A1A1A"/>
                 <w:sz w:val="20"/>
                 <w:szCs w:val="20"/>
               </w:rPr>
-              <w:t xml:space="preserve">b.</w:t>
-            </w:r>
-            <w:r>
-              <w:rPr>
-                <w:rFonts w:ascii="Avenir Next" w:hAnsi="Avenir Next" w:cs="Avenir Next" w:eastAsia="Avenir Next"/>
-                <w:color w:val="1A1A1A"/>
-                <w:sz w:val="20"/>
-                <w:szCs w:val="20"/>
-              </w:rPr>
               <w:tab/>
             </w:r>
             <w:r>
               <w:rPr>
                 <w:rFonts w:ascii="Avenir Next" w:hAnsi="Avenir Next" w:cs="Avenir Next" w:eastAsia="Avenir Next"/>
                 <w:color w:val="1A1A1A"/>
-                <w:sz w:val="20"/>
+                <w:sz w:val="22"/>
                 <w:szCs w:val="20"/>
               </w:rPr>
               <w:t xml:space="preserve">Find the other base.</w:t>
@@ -2761,7 +2765,7 @@
               <w:rPr>
                 <w:rFonts w:ascii="Avenir Next" w:hAnsi="Avenir Next" w:cs="Avenir Next" w:eastAsia="Avenir Next"/>
                 <w:color w:val="1A1A1A"/>
-                <w:sz w:val="20"/>
+                <w:sz w:val="22"/>
                 <w:szCs w:val="20"/>
               </w:rPr>
               <w:t xml:space="preserve"> m</w:t>
@@ -2769,7 +2773,7 @@
           </w:p>
           <w:p>
             <w:pPr>
-              <w:spacing w:before="0" w:after="0" w:line="60" w:lineRule="auto"/>
+              <w:spacing w:before="0" w:after="0" w:line="50" w:lineRule="exact"/>
             </w:pPr>
           </w:p>
           <w:tbl>
@@ -2827,7 +2831,7 @@
           </w:tbl>
           <w:p>
             <w:pPr>
-              <w:spacing w:before="0" w:after="0" w:line="24" w:lineRule="auto"/>
+              <w:spacing w:before="0" w:after="0" w:line="50" w:lineRule="exact"/>
             </w:pPr>
           </w:p>
         </w:tc>
@@ -2835,11 +2839,12 @@
     </w:tbl>
     <w:p>
       <w:pPr>
-        <w:spacing w:before="0" w:after="0" w:line="20" w:lineRule="exact"/>
+        <w:spacing w:before="0" w:after="0" w:line="50" w:lineRule="exact"/>
       </w:pPr>
     </w:p>
     <w:p>
       <w:pPr>
+        <w:pStyle w:val="Heading2"/>
         <w:keepNext/>
         <w:pBdr>
           <w:bottom w:val="single" w:sz="8" w:space="3" w:color="003A70"/>
@@ -2855,7 +2860,7 @@
           <w:b/>
           <w:color w:val="003A70"/>
           <w:spacing w:val="14"/>
-          <w:sz w:val="19"/>
+          <w:sz w:val="22"/>
           <w:szCs w:val="19"/>
         </w:rPr>
         <w:t xml:space="preserve">FIND THE ERROR</w:t>
@@ -2874,7 +2879,7 @@
           <w:rFonts w:ascii="Avenir Next" w:hAnsi="Avenir Next" w:cs="Avenir Next" w:eastAsia="Avenir Next"/>
           <w:i/>
           <w:color w:val="5A5F66"/>
-          <w:sz w:val="17"/>
+          <w:sz w:val="22"/>
           <w:szCs w:val="17"/>
         </w:rPr>
         <w:t xml:space="preserve">explain the mistake, then fix it</w:t>
@@ -2882,7 +2887,7 @@
     </w:p>
     <w:p>
       <w:pPr>
-        <w:spacing w:before="0" w:after="0" w:line="20" w:lineRule="exact"/>
+        <w:spacing w:before="0" w:after="0" w:line="50" w:lineRule="exact"/>
       </w:pPr>
     </w:p>
     <w:tbl>
@@ -2932,35 +2937,35 @@
                 <w:rFonts w:ascii="Avenir Next" w:hAnsi="Avenir Next" w:cs="Avenir Next" w:eastAsia="Avenir Next"/>
                 <w:b/>
                 <w:color w:val="1A1A1A"/>
+                <w:sz w:val="22"/>
+                <w:szCs w:val="20"/>
+              </w:rPr>
+              <w:t xml:space="preserve">9.</w:t>
+            </w:r>
+            <w:r>
+              <w:rPr>
+                <w:rFonts w:ascii="Avenir Next" w:hAnsi="Avenir Next" w:cs="Avenir Next" w:eastAsia="Avenir Next"/>
+                <w:color w:val="1A1A1A"/>
                 <w:sz w:val="20"/>
                 <w:szCs w:val="20"/>
               </w:rPr>
-              <w:t xml:space="preserve">9.</w:t>
-            </w:r>
-            <w:r>
-              <w:rPr>
-                <w:rFonts w:ascii="Avenir Next" w:hAnsi="Avenir Next" w:cs="Avenir Next" w:eastAsia="Avenir Next"/>
-                <w:color w:val="1A1A1A"/>
-                <w:sz w:val="20"/>
+              <w:tab/>
+            </w:r>
+            <w:r>
+              <w:rPr>
+                <w:rFonts w:ascii="Avenir Next" w:hAnsi="Avenir Next" w:cs="Avenir Next" w:eastAsia="Avenir Next"/>
+                <w:b/>
+                <w:color w:val="1A1A1A"/>
+                <w:sz w:val="22"/>
                 <w:szCs w:val="20"/>
               </w:rPr>
-              <w:tab/>
-            </w:r>
-            <w:r>
-              <w:rPr>
-                <w:rFonts w:ascii="Avenir Next" w:hAnsi="Avenir Next" w:cs="Avenir Next" w:eastAsia="Avenir Next"/>
-                <w:b/>
-                <w:color w:val="1A1A1A"/>
-                <w:sz w:val="20"/>
-                <w:szCs w:val="20"/>
-              </w:rPr>
               <w:t xml:space="preserve">Andre’s Work.  </w:t>
             </w:r>
             <w:r>
               <w:rPr>
                 <w:rFonts w:ascii="Avenir Next" w:hAnsi="Avenir Next" w:cs="Avenir Next" w:eastAsia="Avenir Next"/>
                 <w:color w:val="1A1A1A"/>
-                <w:sz w:val="20"/>
+                <w:sz w:val="22"/>
                 <w:szCs w:val="20"/>
               </w:rPr>
               <w:t xml:space="preserve">A trapezoid has bases 9 m and 15 m and a height of 6 m. Andre wrote: “A = ½ × 9 × 6 = 27 m².” Explain the mistake and find the correct area.</w:t>
@@ -3006,7 +3011,7 @@
                 </w:tcPr>
                 <w:p>
                   <w:pPr>
-                    <w:spacing w:before="0" w:after="0" w:line="240" w:lineRule="auto"/>
+                    <w:spacing w:before="0" w:after="0" w:line="50" w:lineRule="exact"/>
                   </w:pPr>
                 </w:p>
               </w:tc>
@@ -3026,7 +3031,7 @@
                 </w:tcPr>
                 <w:p>
                   <w:pPr>
-                    <w:spacing w:before="0" w:after="0" w:line="240" w:lineRule="auto"/>
+                    <w:spacing w:before="0" w:after="0" w:line="50" w:lineRule="exact"/>
                   </w:pPr>
                 </w:p>
               </w:tc>
@@ -3046,7 +3051,7 @@
                 </w:tcPr>
                 <w:p>
                   <w:pPr>
-                    <w:spacing w:before="0" w:after="0" w:line="240" w:lineRule="auto"/>
+                    <w:spacing w:before="0" w:after="0" w:line="50" w:lineRule="exact"/>
                   </w:pPr>
                 </w:p>
               </w:tc>
@@ -3054,7 +3059,7 @@
           </w:tbl>
           <w:p>
             <w:pPr>
-              <w:spacing w:before="0" w:after="0" w:line="24" w:lineRule="auto"/>
+              <w:spacing w:before="0" w:after="0" w:line="50" w:lineRule="exact"/>
             </w:pPr>
           </w:p>
         </w:tc>
@@ -3062,11 +3067,12 @@
     </w:tbl>
     <w:p>
       <w:pPr>
-        <w:spacing w:before="0" w:after="0" w:line="20" w:lineRule="exact"/>
+        <w:spacing w:before="0" w:after="0" w:line="50" w:lineRule="exact"/>
       </w:pPr>
     </w:p>
     <w:p>
       <w:pPr>
+        <w:pStyle w:val="Heading2"/>
         <w:keepNext/>
         <w:pBdr>
           <w:bottom w:val="single" w:sz="8" w:space="3" w:color="003A70"/>
@@ -3082,7 +3088,7 @@
           <w:b/>
           <w:color w:val="003A70"/>
           <w:spacing w:val="14"/>
-          <w:sz w:val="19"/>
+          <w:sz w:val="22"/>
           <w:szCs w:val="19"/>
         </w:rPr>
         <w:t xml:space="preserve">TEST PRACTICE</w:t>
@@ -3101,7 +3107,7 @@
           <w:rFonts w:ascii="Avenir Next" w:hAnsi="Avenir Next" w:cs="Avenir Next" w:eastAsia="Avenir Next"/>
           <w:i/>
           <w:color w:val="5A5F66"/>
-          <w:sz w:val="17"/>
+          <w:sz w:val="22"/>
           <w:szCs w:val="17"/>
         </w:rPr>
         <w:t xml:space="preserve">choose the best answer</w:t>
@@ -3109,7 +3115,7 @@
     </w:p>
     <w:p>
       <w:pPr>
-        <w:spacing w:before="0" w:after="0" w:line="20" w:lineRule="exact"/>
+        <w:spacing w:before="0" w:after="0" w:line="50" w:lineRule="exact"/>
       </w:pPr>
     </w:p>
     <w:tbl>
@@ -3159,25 +3165,25 @@
                 <w:rFonts w:ascii="Avenir Next" w:hAnsi="Avenir Next" w:cs="Avenir Next" w:eastAsia="Avenir Next"/>
                 <w:b/>
                 <w:color w:val="1A1A1A"/>
+                <w:sz w:val="22"/>
+                <w:szCs w:val="20"/>
+              </w:rPr>
+              <w:t xml:space="preserve">10.</w:t>
+            </w:r>
+            <w:r>
+              <w:rPr>
+                <w:rFonts w:ascii="Avenir Next" w:hAnsi="Avenir Next" w:cs="Avenir Next" w:eastAsia="Avenir Next"/>
+                <w:color w:val="1A1A1A"/>
                 <w:sz w:val="20"/>
                 <w:szCs w:val="20"/>
               </w:rPr>
-              <w:t xml:space="preserve">10.</w:t>
-            </w:r>
-            <w:r>
-              <w:rPr>
-                <w:rFonts w:ascii="Avenir Next" w:hAnsi="Avenir Next" w:cs="Avenir Next" w:eastAsia="Avenir Next"/>
-                <w:color w:val="1A1A1A"/>
-                <w:sz w:val="20"/>
-                <w:szCs w:val="20"/>
-              </w:rPr>
               <w:tab/>
             </w:r>
             <w:r>
               <w:rPr>
                 <w:rFonts w:ascii="Avenir Next" w:hAnsi="Avenir Next" w:cs="Avenir Next" w:eastAsia="Avenir Next"/>
                 <w:color w:val="1A1A1A"/>
-                <w:sz w:val="20"/>
+                <w:sz w:val="22"/>
                 <w:szCs w:val="20"/>
               </w:rPr>
               <w:t xml:space="preserve">A trapezoid has bases 4 in and 12 in and a height of 7 in. Its area is —</w:t>
@@ -3233,25 +3239,25 @@
                       <w:rFonts w:ascii="Avenir Next" w:hAnsi="Avenir Next" w:cs="Avenir Next" w:eastAsia="Avenir Next"/>
                       <w:b/>
                       <w:color w:val="003A70"/>
+                      <w:sz w:val="22"/>
+                      <w:szCs w:val="19"/>
+                    </w:rPr>
+                    <w:t xml:space="preserve">A</w:t>
+                  </w:r>
+                  <w:r>
+                    <w:rPr>
+                      <w:rFonts w:ascii="Avenir Next" w:hAnsi="Avenir Next" w:cs="Avenir Next" w:eastAsia="Avenir Next"/>
+                      <w:color w:val="1A1A1A"/>
                       <w:sz w:val="19"/>
                       <w:szCs w:val="19"/>
                     </w:rPr>
-                    <w:t xml:space="preserve">A</w:t>
-                  </w:r>
-                  <w:r>
-                    <w:rPr>
-                      <w:rFonts w:ascii="Avenir Next" w:hAnsi="Avenir Next" w:cs="Avenir Next" w:eastAsia="Avenir Next"/>
-                      <w:color w:val="1A1A1A"/>
-                      <w:sz w:val="19"/>
-                      <w:szCs w:val="19"/>
-                    </w:rPr>
                     <w:tab/>
                   </w:r>
                   <w:r>
                     <w:rPr>
                       <w:rFonts w:ascii="Avenir Next" w:hAnsi="Avenir Next" w:cs="Avenir Next" w:eastAsia="Avenir Next"/>
                       <w:color w:val="1A1A1A"/>
-                      <w:sz w:val="19"/>
+                      <w:sz w:val="22"/>
                       <w:szCs w:val="19"/>
                     </w:rPr>
                     <w:t xml:space="preserve">112 in²</w:t>
@@ -3276,25 +3282,25 @@
                       <w:rFonts w:ascii="Avenir Next" w:hAnsi="Avenir Next" w:cs="Avenir Next" w:eastAsia="Avenir Next"/>
                       <w:b/>
                       <w:color w:val="003A70"/>
+                      <w:sz w:val="22"/>
+                      <w:szCs w:val="19"/>
+                    </w:rPr>
+                    <w:t xml:space="preserve">B</w:t>
+                  </w:r>
+                  <w:r>
+                    <w:rPr>
+                      <w:rFonts w:ascii="Avenir Next" w:hAnsi="Avenir Next" w:cs="Avenir Next" w:eastAsia="Avenir Next"/>
+                      <w:color w:val="1A1A1A"/>
                       <w:sz w:val="19"/>
                       <w:szCs w:val="19"/>
                     </w:rPr>
-                    <w:t xml:space="preserve">B</w:t>
-                  </w:r>
-                  <w:r>
-                    <w:rPr>
-                      <w:rFonts w:ascii="Avenir Next" w:hAnsi="Avenir Next" w:cs="Avenir Next" w:eastAsia="Avenir Next"/>
-                      <w:color w:val="1A1A1A"/>
-                      <w:sz w:val="19"/>
-                      <w:szCs w:val="19"/>
-                    </w:rPr>
                     <w:tab/>
                   </w:r>
                   <w:r>
                     <w:rPr>
                       <w:rFonts w:ascii="Avenir Next" w:hAnsi="Avenir Next" w:cs="Avenir Next" w:eastAsia="Avenir Next"/>
                       <w:color w:val="1A1A1A"/>
-                      <w:sz w:val="19"/>
+                      <w:sz w:val="22"/>
                       <w:szCs w:val="19"/>
                     </w:rPr>
                     <w:t xml:space="preserve">168 in²</w:t>
@@ -3319,25 +3325,25 @@
                       <w:rFonts w:ascii="Avenir Next" w:hAnsi="Avenir Next" w:cs="Avenir Next" w:eastAsia="Avenir Next"/>
                       <w:b/>
                       <w:color w:val="003A70"/>
+                      <w:sz w:val="22"/>
+                      <w:szCs w:val="19"/>
+                    </w:rPr>
+                    <w:t xml:space="preserve">C</w:t>
+                  </w:r>
+                  <w:r>
+                    <w:rPr>
+                      <w:rFonts w:ascii="Avenir Next" w:hAnsi="Avenir Next" w:cs="Avenir Next" w:eastAsia="Avenir Next"/>
+                      <w:color w:val="1A1A1A"/>
                       <w:sz w:val="19"/>
                       <w:szCs w:val="19"/>
                     </w:rPr>
-                    <w:t xml:space="preserve">C</w:t>
-                  </w:r>
-                  <w:r>
-                    <w:rPr>
-                      <w:rFonts w:ascii="Avenir Next" w:hAnsi="Avenir Next" w:cs="Avenir Next" w:eastAsia="Avenir Next"/>
-                      <w:color w:val="1A1A1A"/>
-                      <w:sz w:val="19"/>
-                      <w:szCs w:val="19"/>
-                    </w:rPr>
                     <w:tab/>
                   </w:r>
                   <w:r>
                     <w:rPr>
                       <w:rFonts w:ascii="Avenir Next" w:hAnsi="Avenir Next" w:cs="Avenir Next" w:eastAsia="Avenir Next"/>
                       <w:color w:val="1A1A1A"/>
-                      <w:sz w:val="19"/>
+                      <w:sz w:val="22"/>
                       <w:szCs w:val="19"/>
                     </w:rPr>
                     <w:t xml:space="preserve">23 in²</w:t>
@@ -3362,25 +3368,25 @@
                       <w:rFonts w:ascii="Avenir Next" w:hAnsi="Avenir Next" w:cs="Avenir Next" w:eastAsia="Avenir Next"/>
                       <w:b/>
                       <w:color w:val="003A70"/>
+                      <w:sz w:val="22"/>
+                      <w:szCs w:val="19"/>
+                    </w:rPr>
+                    <w:t xml:space="preserve">D</w:t>
+                  </w:r>
+                  <w:r>
+                    <w:rPr>
+                      <w:rFonts w:ascii="Avenir Next" w:hAnsi="Avenir Next" w:cs="Avenir Next" w:eastAsia="Avenir Next"/>
+                      <w:color w:val="1A1A1A"/>
                       <w:sz w:val="19"/>
                       <w:szCs w:val="19"/>
                     </w:rPr>
-                    <w:t xml:space="preserve">D</w:t>
-                  </w:r>
-                  <w:r>
-                    <w:rPr>
-                      <w:rFonts w:ascii="Avenir Next" w:hAnsi="Avenir Next" w:cs="Avenir Next" w:eastAsia="Avenir Next"/>
-                      <w:color w:val="1A1A1A"/>
-                      <w:sz w:val="19"/>
-                      <w:szCs w:val="19"/>
-                    </w:rPr>
                     <w:tab/>
                   </w:r>
                   <w:r>
                     <w:rPr>
                       <w:rFonts w:ascii="Avenir Next" w:hAnsi="Avenir Next" w:cs="Avenir Next" w:eastAsia="Avenir Next"/>
                       <w:color w:val="1A1A1A"/>
-                      <w:sz w:val="19"/>
+                      <w:sz w:val="22"/>
                       <w:szCs w:val="19"/>
                     </w:rPr>
                     <w:t xml:space="preserve">56 in²</w:t>
@@ -3391,7 +3397,7 @@
           </w:tbl>
           <w:p>
             <w:pPr>
-              <w:spacing w:before="0" w:after="0" w:line="24" w:lineRule="auto"/>
+              <w:spacing w:before="0" w:after="0" w:line="50" w:lineRule="exact"/>
             </w:pPr>
           </w:p>
         </w:tc>
@@ -3399,12 +3405,12 @@
     </w:tbl>
     <w:p>
       <w:pPr>
-        <w:spacing w:before="0" w:after="0" w:line="20" w:lineRule="exact"/>
+        <w:spacing w:before="0" w:after="0" w:line="50" w:lineRule="exact"/>
       </w:pPr>
     </w:p>
     <w:p>
       <w:pPr>
-        <w:spacing w:before="0" w:after="0" w:line="20" w:lineRule="exact"/>
+        <w:spacing w:before="0" w:after="0" w:line="50" w:lineRule="exact"/>
       </w:pPr>
     </w:p>
     <w:tbl>
@@ -3454,25 +3460,25 @@
                 <w:rFonts w:ascii="Avenir Next" w:hAnsi="Avenir Next" w:cs="Avenir Next" w:eastAsia="Avenir Next"/>
                 <w:b/>
                 <w:color w:val="1A1A1A"/>
+                <w:sz w:val="22"/>
+                <w:szCs w:val="20"/>
+              </w:rPr>
+              <w:t xml:space="preserve">11.</w:t>
+            </w:r>
+            <w:r>
+              <w:rPr>
+                <w:rFonts w:ascii="Avenir Next" w:hAnsi="Avenir Next" w:cs="Avenir Next" w:eastAsia="Avenir Next"/>
+                <w:color w:val="1A1A1A"/>
                 <w:sz w:val="20"/>
                 <w:szCs w:val="20"/>
               </w:rPr>
-              <w:t xml:space="preserve">11.</w:t>
-            </w:r>
-            <w:r>
-              <w:rPr>
-                <w:rFonts w:ascii="Avenir Next" w:hAnsi="Avenir Next" w:cs="Avenir Next" w:eastAsia="Avenir Next"/>
-                <w:color w:val="1A1A1A"/>
-                <w:sz w:val="20"/>
-                <w:szCs w:val="20"/>
-              </w:rPr>
               <w:tab/>
             </w:r>
             <w:r>
               <w:rPr>
                 <w:rFonts w:ascii="Avenir Next" w:hAnsi="Avenir Next" w:cs="Avenir Next" w:eastAsia="Avenir Next"/>
                 <w:color w:val="1A1A1A"/>
-                <w:sz w:val="20"/>
+                <w:sz w:val="22"/>
                 <w:szCs w:val="20"/>
               </w:rPr>
               <w:t xml:space="preserve">The trapezoid formula uses the average of the —</w:t>
@@ -3526,25 +3532,25 @@
                       <w:rFonts w:ascii="Avenir Next" w:hAnsi="Avenir Next" w:cs="Avenir Next" w:eastAsia="Avenir Next"/>
                       <w:b/>
                       <w:color w:val="003A70"/>
+                      <w:sz w:val="22"/>
+                      <w:szCs w:val="19"/>
+                    </w:rPr>
+                    <w:t xml:space="preserve">A</w:t>
+                  </w:r>
+                  <w:r>
+                    <w:rPr>
+                      <w:rFonts w:ascii="Avenir Next" w:hAnsi="Avenir Next" w:cs="Avenir Next" w:eastAsia="Avenir Next"/>
+                      <w:color w:val="1A1A1A"/>
                       <w:sz w:val="19"/>
                       <w:szCs w:val="19"/>
                     </w:rPr>
-                    <w:t xml:space="preserve">A</w:t>
-                  </w:r>
-                  <w:r>
-                    <w:rPr>
-                      <w:rFonts w:ascii="Avenir Next" w:hAnsi="Avenir Next" w:cs="Avenir Next" w:eastAsia="Avenir Next"/>
-                      <w:color w:val="1A1A1A"/>
-                      <w:sz w:val="19"/>
-                      <w:szCs w:val="19"/>
-                    </w:rPr>
                     <w:tab/>
                   </w:r>
                   <w:r>
                     <w:rPr>
                       <w:rFonts w:ascii="Avenir Next" w:hAnsi="Avenir Next" w:cs="Avenir Next" w:eastAsia="Avenir Next"/>
                       <w:color w:val="1A1A1A"/>
-                      <w:sz w:val="19"/>
+                      <w:sz w:val="22"/>
                       <w:szCs w:val="19"/>
                     </w:rPr>
                     <w:t xml:space="preserve">two bases</w:t>
@@ -3569,25 +3575,25 @@
                       <w:rFonts w:ascii="Avenir Next" w:hAnsi="Avenir Next" w:cs="Avenir Next" w:eastAsia="Avenir Next"/>
                       <w:b/>
                       <w:color w:val="003A70"/>
+                      <w:sz w:val="22"/>
+                      <w:szCs w:val="19"/>
+                    </w:rPr>
+                    <w:t xml:space="preserve">B</w:t>
+                  </w:r>
+                  <w:r>
+                    <w:rPr>
+                      <w:rFonts w:ascii="Avenir Next" w:hAnsi="Avenir Next" w:cs="Avenir Next" w:eastAsia="Avenir Next"/>
+                      <w:color w:val="1A1A1A"/>
                       <w:sz w:val="19"/>
                       <w:szCs w:val="19"/>
                     </w:rPr>
-                    <w:t xml:space="preserve">B</w:t>
-                  </w:r>
-                  <w:r>
-                    <w:rPr>
-                      <w:rFonts w:ascii="Avenir Next" w:hAnsi="Avenir Next" w:cs="Avenir Next" w:eastAsia="Avenir Next"/>
-                      <w:color w:val="1A1A1A"/>
-                      <w:sz w:val="19"/>
-                      <w:szCs w:val="19"/>
-                    </w:rPr>
                     <w:tab/>
                   </w:r>
                   <w:r>
                     <w:rPr>
                       <w:rFonts w:ascii="Avenir Next" w:hAnsi="Avenir Next" w:cs="Avenir Next" w:eastAsia="Avenir Next"/>
                       <w:color w:val="1A1A1A"/>
-                      <w:sz w:val="19"/>
+                      <w:sz w:val="22"/>
                       <w:szCs w:val="19"/>
                     </w:rPr>
                     <w:t xml:space="preserve">two slanted sides</w:t>
@@ -3617,25 +3623,25 @@
                       <w:rFonts w:ascii="Avenir Next" w:hAnsi="Avenir Next" w:cs="Avenir Next" w:eastAsia="Avenir Next"/>
                       <w:b/>
                       <w:color w:val="003A70"/>
+                      <w:sz w:val="22"/>
+                      <w:szCs w:val="19"/>
+                    </w:rPr>
+                    <w:t xml:space="preserve">C</w:t>
+                  </w:r>
+                  <w:r>
+                    <w:rPr>
+                      <w:rFonts w:ascii="Avenir Next" w:hAnsi="Avenir Next" w:cs="Avenir Next" w:eastAsia="Avenir Next"/>
+                      <w:color w:val="1A1A1A"/>
                       <w:sz w:val="19"/>
                       <w:szCs w:val="19"/>
                     </w:rPr>
-                    <w:t xml:space="preserve">C</w:t>
-                  </w:r>
-                  <w:r>
-                    <w:rPr>
-                      <w:rFonts w:ascii="Avenir Next" w:hAnsi="Avenir Next" w:cs="Avenir Next" w:eastAsia="Avenir Next"/>
-                      <w:color w:val="1A1A1A"/>
-                      <w:sz w:val="19"/>
-                      <w:szCs w:val="19"/>
-                    </w:rPr>
                     <w:tab/>
                   </w:r>
                   <w:r>
                     <w:rPr>
                       <w:rFonts w:ascii="Avenir Next" w:hAnsi="Avenir Next" w:cs="Avenir Next" w:eastAsia="Avenir Next"/>
                       <w:color w:val="1A1A1A"/>
-                      <w:sz w:val="19"/>
+                      <w:sz w:val="22"/>
                       <w:szCs w:val="19"/>
                     </w:rPr>
                     <w:t xml:space="preserve">height and one base</w:t>
@@ -3660,25 +3666,25 @@
                       <w:rFonts w:ascii="Avenir Next" w:hAnsi="Avenir Next" w:cs="Avenir Next" w:eastAsia="Avenir Next"/>
                       <w:b/>
                       <w:color w:val="003A70"/>
+                      <w:sz w:val="22"/>
+                      <w:szCs w:val="19"/>
+                    </w:rPr>
+                    <w:t xml:space="preserve">D</w:t>
+                  </w:r>
+                  <w:r>
+                    <w:rPr>
+                      <w:rFonts w:ascii="Avenir Next" w:hAnsi="Avenir Next" w:cs="Avenir Next" w:eastAsia="Avenir Next"/>
+                      <w:color w:val="1A1A1A"/>
                       <w:sz w:val="19"/>
                       <w:szCs w:val="19"/>
                     </w:rPr>
-                    <w:t xml:space="preserve">D</w:t>
-                  </w:r>
-                  <w:r>
-                    <w:rPr>
-                      <w:rFonts w:ascii="Avenir Next" w:hAnsi="Avenir Next" w:cs="Avenir Next" w:eastAsia="Avenir Next"/>
-                      <w:color w:val="1A1A1A"/>
-                      <w:sz w:val="19"/>
-                      <w:szCs w:val="19"/>
-                    </w:rPr>
                     <w:tab/>
                   </w:r>
                   <w:r>
                     <w:rPr>
                       <w:rFonts w:ascii="Avenir Next" w:hAnsi="Avenir Next" w:cs="Avenir Next" w:eastAsia="Avenir Next"/>
                       <w:color w:val="1A1A1A"/>
-                      <w:sz w:val="19"/>
+                      <w:sz w:val="22"/>
                       <w:szCs w:val="19"/>
                     </w:rPr>
                     <w:t xml:space="preserve">four sides</w:t>
@@ -3689,7 +3695,7 @@
           </w:tbl>
           <w:p>
             <w:pPr>
-              <w:spacing w:before="0" w:after="0" w:line="24" w:lineRule="auto"/>
+              <w:spacing w:before="0" w:after="0" w:line="50" w:lineRule="exact"/>
             </w:pPr>
           </w:p>
         </w:tc>
@@ -3697,11 +3703,12 @@
     </w:tbl>
     <w:p>
       <w:pPr>
-        <w:spacing w:before="0" w:after="0" w:line="20" w:lineRule="exact"/>
+        <w:spacing w:before="0" w:after="0" w:line="50" w:lineRule="exact"/>
       </w:pPr>
     </w:p>
     <w:p>
       <w:pPr>
+        <w:pStyle w:val="Heading2"/>
         <w:keepNext/>
         <w:pBdr>
           <w:bottom w:val="single" w:sz="8" w:space="3" w:color="003A70"/>
@@ -3717,7 +3724,7 @@
           <w:b/>
           <w:color w:val="003A70"/>
           <w:spacing w:val="14"/>
-          <w:sz w:val="19"/>
+          <w:sz w:val="22"/>
           <w:szCs w:val="19"/>
         </w:rPr>
         <w:t xml:space="preserve">SELF-CHECK CODE</w:t>
@@ -3736,7 +3743,7 @@
           <w:rFonts w:ascii="Avenir Next" w:hAnsi="Avenir Next" w:cs="Avenir Next" w:eastAsia="Avenir Next"/>
           <w:i/>
           <w:color w:val="5A5F66"/>
-          <w:sz w:val="17"/>
+          <w:sz w:val="22"/>
           <w:szCs w:val="17"/>
         </w:rPr>
         <w:t xml:space="preserve">find your answer · copy its letter into that problem’s box · spell a math word</w:t>
@@ -3795,7 +3802,7 @@
                 <w:rFonts w:ascii="Avenir Next" w:hAnsi="Avenir Next" w:cs="Avenir Next" w:eastAsia="Avenir Next"/>
                 <w:b/>
                 <w:color w:val="1A1A1A"/>
-                <w:sz w:val="18"/>
+                <w:sz w:val="22"/>
                 <w:szCs w:val="18"/>
               </w:rPr>
               <w:t xml:space="preserve">288</w:t>
@@ -3811,7 +3818,7 @@
                 <w:rFonts w:ascii="Avenir Next" w:hAnsi="Avenir Next" w:cs="Avenir Next" w:eastAsia="Avenir Next"/>
                 <w:b/>
                 <w:color w:val="003A70"/>
-                <w:sz w:val="18"/>
+                <w:sz w:val="22"/>
                 <w:szCs w:val="18"/>
               </w:rPr>
               <w:t xml:space="preserve">A</w:t>
@@ -3834,7 +3841,7 @@
                 <w:rFonts w:ascii="Avenir Next" w:hAnsi="Avenir Next" w:cs="Avenir Next" w:eastAsia="Avenir Next"/>
                 <w:b/>
                 <w:color w:val="1A1A1A"/>
-                <w:sz w:val="18"/>
+                <w:sz w:val="22"/>
                 <w:szCs w:val="18"/>
               </w:rPr>
               <w:t xml:space="preserve">126</w:t>
@@ -3850,7 +3857,7 @@
                 <w:rFonts w:ascii="Avenir Next" w:hAnsi="Avenir Next" w:cs="Avenir Next" w:eastAsia="Avenir Next"/>
                 <w:b/>
                 <w:color w:val="003A70"/>
-                <w:sz w:val="18"/>
+                <w:sz w:val="22"/>
                 <w:szCs w:val="18"/>
               </w:rPr>
               <w:t xml:space="preserve">G</w:t>
@@ -3873,7 +3880,7 @@
                 <w:rFonts w:ascii="Avenir Next" w:hAnsi="Avenir Next" w:cs="Avenir Next" w:eastAsia="Avenir Next"/>
                 <w:b/>
                 <w:color w:val="1A1A1A"/>
-                <w:sz w:val="18"/>
+                <w:sz w:val="22"/>
                 <w:szCs w:val="18"/>
               </w:rPr>
               <w:t xml:space="preserve">260</w:t>
@@ -3889,7 +3896,7 @@
                 <w:rFonts w:ascii="Avenir Next" w:hAnsi="Avenir Next" w:cs="Avenir Next" w:eastAsia="Avenir Next"/>
                 <w:b/>
                 <w:color w:val="003A70"/>
-                <w:sz w:val="18"/>
+                <w:sz w:val="22"/>
                 <w:szCs w:val="18"/>
               </w:rPr>
               <w:t xml:space="preserve">V</w:t>
@@ -3912,7 +3919,7 @@
                 <w:rFonts w:ascii="Avenir Next" w:hAnsi="Avenir Next" w:cs="Avenir Next" w:eastAsia="Avenir Next"/>
                 <w:b/>
                 <w:color w:val="1A1A1A"/>
-                <w:sz w:val="18"/>
+                <w:sz w:val="22"/>
                 <w:szCs w:val="18"/>
               </w:rPr>
               <w:t xml:space="preserve">240</w:t>
@@ -3928,7 +3935,7 @@
                 <w:rFonts w:ascii="Avenir Next" w:hAnsi="Avenir Next" w:cs="Avenir Next" w:eastAsia="Avenir Next"/>
                 <w:b/>
                 <w:color w:val="003A70"/>
-                <w:sz w:val="18"/>
+                <w:sz w:val="22"/>
                 <w:szCs w:val="18"/>
               </w:rPr>
               <w:t xml:space="preserve">R</w:t>
@@ -3951,7 +3958,7 @@
                 <w:rFonts w:ascii="Avenir Next" w:hAnsi="Avenir Next" w:cs="Avenir Next" w:eastAsia="Avenir Next"/>
                 <w:b/>
                 <w:color w:val="1A1A1A"/>
-                <w:sz w:val="18"/>
+                <w:sz w:val="22"/>
                 <w:szCs w:val="18"/>
               </w:rPr>
               <w:t xml:space="preserve">660</w:t>
@@ -3967,7 +3974,7 @@
                 <w:rFonts w:ascii="Avenir Next" w:hAnsi="Avenir Next" w:cs="Avenir Next" w:eastAsia="Avenir Next"/>
                 <w:b/>
                 <w:color w:val="003A70"/>
-                <w:sz w:val="18"/>
+                <w:sz w:val="22"/>
                 <w:szCs w:val="18"/>
               </w:rPr>
               <w:t xml:space="preserve">A</w:t>
@@ -3990,7 +3997,7 @@
                 <w:rFonts w:ascii="Avenir Next" w:hAnsi="Avenir Next" w:cs="Avenir Next" w:eastAsia="Avenir Next"/>
                 <w:b/>
                 <w:color w:val="1A1A1A"/>
-                <w:sz w:val="18"/>
+                <w:sz w:val="22"/>
                 <w:szCs w:val="18"/>
               </w:rPr>
               <w:t xml:space="preserve">520</w:t>
@@ -4006,7 +4013,7 @@
                 <w:rFonts w:ascii="Avenir Next" w:hAnsi="Avenir Next" w:cs="Avenir Next" w:eastAsia="Avenir Next"/>
                 <w:b/>
                 <w:color w:val="003A70"/>
-                <w:sz w:val="18"/>
+                <w:sz w:val="22"/>
                 <w:szCs w:val="18"/>
               </w:rPr>
               <w:t xml:space="preserve">Z</w:t>
@@ -4029,7 +4036,7 @@
                 <w:rFonts w:ascii="Avenir Next" w:hAnsi="Avenir Next" w:cs="Avenir Next" w:eastAsia="Avenir Next"/>
                 <w:b/>
                 <w:color w:val="1A1A1A"/>
-                <w:sz w:val="18"/>
+                <w:sz w:val="22"/>
                 <w:szCs w:val="18"/>
               </w:rPr>
               <w:t xml:space="preserve">480</w:t>
@@ -4045,7 +4052,7 @@
                 <w:rFonts w:ascii="Avenir Next" w:hAnsi="Avenir Next" w:cs="Avenir Next" w:eastAsia="Avenir Next"/>
                 <w:b/>
                 <w:color w:val="003A70"/>
-                <w:sz w:val="18"/>
+                <w:sz w:val="22"/>
                 <w:szCs w:val="18"/>
               </w:rPr>
               <w:t xml:space="preserve">Q</w:t>
@@ -4068,7 +4075,7 @@
                 <w:rFonts w:ascii="Avenir Next" w:hAnsi="Avenir Next" w:cs="Avenir Next" w:eastAsia="Avenir Next"/>
                 <w:b/>
                 <w:color w:val="1A1A1A"/>
-                <w:sz w:val="18"/>
+                <w:sz w:val="22"/>
                 <w:szCs w:val="18"/>
               </w:rPr>
               <w:t xml:space="preserve">108</w:t>
@@ -4084,7 +4091,7 @@
                 <w:rFonts w:ascii="Avenir Next" w:hAnsi="Avenir Next" w:cs="Avenir Next" w:eastAsia="Avenir Next"/>
                 <w:b/>
                 <w:color w:val="003A70"/>
-                <w:sz w:val="18"/>
+                <w:sz w:val="22"/>
                 <w:szCs w:val="18"/>
               </w:rPr>
               <w:t xml:space="preserve">E</w:t>
@@ -4107,7 +4114,7 @@
                 <w:rFonts w:ascii="Avenir Next" w:hAnsi="Avenir Next" w:cs="Avenir Next" w:eastAsia="Avenir Next"/>
                 <w:b/>
                 <w:color w:val="1A1A1A"/>
-                <w:sz w:val="18"/>
+                <w:sz w:val="22"/>
                 <w:szCs w:val="18"/>
               </w:rPr>
               <w:t xml:space="preserve">19</w:t>
@@ -4123,7 +4130,7 @@
                 <w:rFonts w:ascii="Avenir Next" w:hAnsi="Avenir Next" w:cs="Avenir Next" w:eastAsia="Avenir Next"/>
                 <w:b/>
                 <w:color w:val="003A70"/>
-                <w:sz w:val="18"/>
+                <w:sz w:val="22"/>
                 <w:szCs w:val="18"/>
               </w:rPr>
               <w:t xml:space="preserve">E</w:t>
@@ -4146,7 +4153,7 @@
                 <w:rFonts w:ascii="Avenir Next" w:hAnsi="Avenir Next" w:cs="Avenir Next" w:eastAsia="Avenir Next"/>
                 <w:b/>
                 <w:color w:val="1A1A1A"/>
-                <w:sz w:val="18"/>
+                <w:sz w:val="22"/>
                 <w:szCs w:val="18"/>
               </w:rPr>
               <w:t xml:space="preserve">216</w:t>
@@ -4162,7 +4169,7 @@
                 <w:rFonts w:ascii="Avenir Next" w:hAnsi="Avenir Next" w:cs="Avenir Next" w:eastAsia="Avenir Next"/>
                 <w:b/>
                 <w:color w:val="003A70"/>
-                <w:sz w:val="18"/>
+                <w:sz w:val="22"/>
                 <w:szCs w:val="18"/>
               </w:rPr>
               <w:t xml:space="preserve">X</w:t>
@@ -4173,7 +4180,7 @@
     </w:tbl>
     <w:p>
       <w:pPr>
-        <w:spacing w:before="0" w:after="0" w:line="60" w:lineRule="auto"/>
+        <w:spacing w:before="0" w:after="0" w:line="50" w:lineRule="exact"/>
       </w:pPr>
     </w:p>
     <w:tbl>
@@ -4362,7 +4369,7 @@
     </w:tbl>
     <w:p>
       <w:pPr>
-        <w:spacing w:before="0" w:after="0" w:line="40" w:lineRule="auto"/>
+        <w:spacing w:before="0" w:after="0" w:line="50" w:lineRule="exact"/>
       </w:pPr>
     </w:p>
     <w:tbl>
@@ -4404,6 +4411,7 @@
           </w:tcPr>
           <w:p>
             <w:pPr>
+              <w:pStyle w:val="Heading2"/>
               <w:spacing w:before="0" w:after="0" w:line="240" w:lineRule="auto"/>
             </w:pPr>
             <w:r>
@@ -4441,7 +4449,7 @@
               <w:rPr>
                 <w:rFonts w:ascii="Avenir Next" w:hAnsi="Avenir Next" w:cs="Avenir Next" w:eastAsia="Avenir Next"/>
                 <w:color w:val="1A1A1A"/>
-                <w:sz w:val="17"/>
+                <w:sz w:val="22"/>
                 <w:szCs w:val="17"/>
               </w:rPr>
               <w:t xml:space="preserve">  I can do this on my own</w:t>
@@ -4470,7 +4478,7 @@
               <w:rPr>
                 <w:rFonts w:ascii="Avenir Next" w:hAnsi="Avenir Next" w:cs="Avenir Next" w:eastAsia="Avenir Next"/>
                 <w:color w:val="1A1A1A"/>
-                <w:sz w:val="17"/>
+                <w:sz w:val="22"/>
                 <w:szCs w:val="17"/>
               </w:rPr>
               <w:t xml:space="preserve">  I need a little help</w:t>
@@ -4499,7 +4507,7 @@
               <w:rPr>
                 <w:rFonts w:ascii="Avenir Next" w:hAnsi="Avenir Next" w:cs="Avenir Next" w:eastAsia="Avenir Next"/>
                 <w:color w:val="1A1A1A"/>
-                <w:sz w:val="17"/>
+                <w:sz w:val="22"/>
                 <w:szCs w:val="17"/>
               </w:rPr>
               <w:t xml:space="preserve">  I have a question about #</w:t>
@@ -4520,7 +4528,7 @@
     </w:tbl>
     <w:p>
       <w:pPr>
-        <w:spacing w:before="0" w:after="0" w:line="20" w:lineRule="exact"/>
+        <w:spacing w:before="0" w:after="0" w:line="50" w:lineRule="exact"/>
       </w:pPr>
     </w:p>
     <w:sectPr>
@@ -4606,7 +4614,106 @@
               <w:sz w:val="15"/>
               <w:szCs w:val="15"/>
             </w:rPr>
-            <w:t xml:space="preserve">Lesson 5-3  ·  Session 2  ·  Practice Form B</w:t>
+            <w:t xml:space="preserve">5-3 · Page </w:t>
+          </w:r>
+          <w:r>
+            <w:rPr>
+              <w:rFonts w:ascii="Avenir Next" w:hAnsi="Avenir Next" w:cs="Avenir Next" w:eastAsia="Avenir Next"/>
+              <w:color w:val="5A5F66"/>
+              <w:sz w:val="15"/>
+              <w:szCs w:val="15"/>
+            </w:rPr>
+            <w:fldChar w:fldCharType="begin"/>
+          </w:r>
+          <w:r>
+            <w:rPr>
+              <w:rFonts w:ascii="Avenir Next" w:hAnsi="Avenir Next" w:cs="Avenir Next" w:eastAsia="Avenir Next"/>
+              <w:color w:val="5A5F66"/>
+              <w:sz w:val="15"/>
+              <w:szCs w:val="15"/>
+            </w:rPr>
+            <w:instrText xml:space="preserve"> PAGE </w:instrText>
+          </w:r>
+          <w:r>
+            <w:rPr>
+              <w:rFonts w:ascii="Avenir Next" w:hAnsi="Avenir Next" w:cs="Avenir Next" w:eastAsia="Avenir Next"/>
+              <w:color w:val="5A5F66"/>
+              <w:sz w:val="15"/>
+              <w:szCs w:val="15"/>
+            </w:rPr>
+            <w:fldChar w:fldCharType="separate"/>
+          </w:r>
+          <w:r>
+            <w:rPr>
+              <w:rFonts w:ascii="Avenir Next" w:hAnsi="Avenir Next" w:cs="Avenir Next" w:eastAsia="Avenir Next"/>
+              <w:color w:val="5A5F66"/>
+              <w:sz w:val="15"/>
+              <w:szCs w:val="15"/>
+            </w:rPr>
+            <w:t xml:space="preserve">1</w:t>
+          </w:r>
+          <w:r>
+            <w:rPr>
+              <w:rFonts w:ascii="Avenir Next" w:hAnsi="Avenir Next" w:cs="Avenir Next" w:eastAsia="Avenir Next"/>
+              <w:color w:val="5A5F66"/>
+              <w:sz w:val="15"/>
+              <w:szCs w:val="15"/>
+            </w:rPr>
+            <w:fldChar w:fldCharType="end"/>
+          </w:r>
+          <w:r>
+            <w:rPr>
+              <w:rFonts w:ascii="Avenir Next" w:hAnsi="Avenir Next" w:cs="Avenir Next" w:eastAsia="Avenir Next"/>
+              <w:color w:val="5A5F66"/>
+              <w:sz w:val="15"/>
+              <w:szCs w:val="15"/>
+            </w:rPr>
+            <w:t xml:space="preserve"> of </w:t>
+          </w:r>
+          <w:r>
+            <w:rPr>
+              <w:rFonts w:ascii="Avenir Next" w:hAnsi="Avenir Next" w:cs="Avenir Next" w:eastAsia="Avenir Next"/>
+              <w:color w:val="5A5F66"/>
+              <w:sz w:val="15"/>
+              <w:szCs w:val="15"/>
+            </w:rPr>
+            <w:fldChar w:fldCharType="begin"/>
+          </w:r>
+          <w:r>
+            <w:rPr>
+              <w:rFonts w:ascii="Avenir Next" w:hAnsi="Avenir Next" w:cs="Avenir Next" w:eastAsia="Avenir Next"/>
+              <w:color w:val="5A5F66"/>
+              <w:sz w:val="15"/>
+              <w:szCs w:val="15"/>
+            </w:rPr>
+            <w:instrText xml:space="preserve"> NUMPAGES </w:instrText>
+          </w:r>
+          <w:r>
+            <w:rPr>
+              <w:rFonts w:ascii="Avenir Next" w:hAnsi="Avenir Next" w:cs="Avenir Next" w:eastAsia="Avenir Next"/>
+              <w:color w:val="5A5F66"/>
+              <w:sz w:val="15"/>
+              <w:szCs w:val="15"/>
+            </w:rPr>
+            <w:fldChar w:fldCharType="separate"/>
+          </w:r>
+          <w:r>
+            <w:rPr>
+              <w:rFonts w:ascii="Avenir Next" w:hAnsi="Avenir Next" w:cs="Avenir Next" w:eastAsia="Avenir Next"/>
+              <w:color w:val="5A5F66"/>
+              <w:sz w:val="15"/>
+              <w:szCs w:val="15"/>
+            </w:rPr>
+            <w:t xml:space="preserve">1</w:t>
+          </w:r>
+          <w:r>
+            <w:rPr>
+              <w:rFonts w:ascii="Avenir Next" w:hAnsi="Avenir Next" w:cs="Avenir Next" w:eastAsia="Avenir Next"/>
+              <w:color w:val="5A5F66"/>
+              <w:sz w:val="15"/>
+              <w:szCs w:val="15"/>
+            </w:rPr>
+            <w:fldChar w:fldCharType="end"/>
           </w:r>
         </w:p>
       </w:tc>
@@ -4649,5 +4756,23 @@
       </w:tblCellMar>
     </w:tblPr>
   </w:style>
+  <w:style w:type="paragraph" w:styleId="Heading1">
+    <w:name w:val="heading 1"/>
+    <w:basedOn w:val="Normal"/>
+    <w:pPr>
+      <w:outlineLvl w:val="0"/>
+      <w:keepNext w:val="0"/>
+      <w:keepLines w:val="0"/>
+    </w:pPr>
+  </w:style>
+  <w:style w:type="paragraph" w:styleId="Heading2">
+    <w:name w:val="heading 2"/>
+    <w:basedOn w:val="Normal"/>
+    <w:pPr>
+      <w:outlineLvl w:val="1"/>
+      <w:keepNext w:val="0"/>
+      <w:keepLines w:val="0"/>
+    </w:pPr>
+  </w:style>
 </w:styles>
 </file>